--- a/DIARIOS/Sesión 12 de marzo.docx
+++ b/DIARIOS/Sesión 12 de marzo.docx
@@ -76,19 +76,11 @@
         </w:rPr>
         <w:t xml:space="preserve">Parte 1. </w:t>
       </w:r>
-      <w:proofErr w:type="spellStart"/>
       <w:r>
         <w:rPr>
           <w:u w:val="single"/>
         </w:rPr>
-        <w:t>Review</w:t>
-      </w:r>
-      <w:proofErr w:type="spellEnd"/>
-      <w:r>
-        <w:rPr>
-          <w:u w:val="single"/>
-        </w:rPr>
-        <w:t xml:space="preserve"> de trabajo previo</w:t>
+        <w:t>Review de trabajo previo</w:t>
       </w:r>
       <w:r>
         <w:rPr>
@@ -607,41 +599,13 @@
         <w:rPr>
           <w:rFonts w:eastAsiaTheme="minorEastAsia"/>
         </w:rPr>
-        <w:t>Relativo a la rutina Runge-</w:t>
-      </w:r>
-      <w:proofErr w:type="spellStart"/>
-      <w:r>
-        <w:rPr>
-          <w:rFonts w:eastAsiaTheme="minorEastAsia"/>
-        </w:rPr>
-        <w:t>Kutta</w:t>
-      </w:r>
-      <w:proofErr w:type="spellEnd"/>
-      <w:r>
-        <w:rPr>
-          <w:rFonts w:eastAsiaTheme="minorEastAsia"/>
-        </w:rPr>
-        <w:t xml:space="preserve">, resuelve el oscilador armónico con un código “excesivamente óptimo”, que ha confeccionado con ayuda de IA. </w:t>
-      </w:r>
-      <w:r>
-        <w:rPr>
-          <w:rFonts w:eastAsiaTheme="minorEastAsia"/>
-        </w:rPr>
-        <w:t xml:space="preserve">Acordamos </w:t>
-      </w:r>
-      <w:proofErr w:type="spellStart"/>
-      <w:r>
-        <w:rPr>
-          <w:rFonts w:eastAsiaTheme="minorEastAsia"/>
-        </w:rPr>
-        <w:t>re-escribir</w:t>
-      </w:r>
-      <w:proofErr w:type="spellEnd"/>
-      <w:r>
-        <w:rPr>
-          <w:rFonts w:eastAsiaTheme="minorEastAsia"/>
-        </w:rPr>
-        <w:t xml:space="preserve"> de forma legible y manipulable por él, aunque afirma entender el procedimiento. </w:t>
+        <w:t xml:space="preserve">Relativo a la rutina Runge-Kutta, resuelve el oscilador armónico con un código “excesivamente óptimo”, que ha confeccionado con ayuda de IA. </w:t>
+      </w:r>
+      <w:r>
+        <w:rPr>
+          <w:rFonts w:eastAsiaTheme="minorEastAsia"/>
+        </w:rPr>
+        <w:t xml:space="preserve">Acordamos re-escribir de forma legible y manipulable por él, aunque afirma entender el procedimiento. </w:t>
       </w:r>
     </w:p>
     <w:p>
@@ -679,7 +643,6 @@
       <w:r>
         <w:t xml:space="preserve">resuelve el oscilador armónico y devuelve un </w:t>
       </w:r>
-      <w:proofErr w:type="spellStart"/>
       <w:proofErr w:type="gramStart"/>
       <w:r>
         <w:rPr>
@@ -687,7 +650,6 @@
         </w:rPr>
         <w:t>np.array</w:t>
       </w:r>
-      <w:proofErr w:type="spellEnd"/>
       <w:proofErr w:type="gramEnd"/>
       <w:r>
         <w:rPr>
@@ -700,19 +662,7 @@
           <w:rPr>
             <w:rFonts w:ascii="Cambria Math" w:hAnsi="Cambria Math"/>
           </w:rPr>
-          <m:t>2</m:t>
-        </m:r>
-        <m:r>
-          <w:rPr>
-            <w:rFonts w:ascii="Cambria Math" w:hAnsi="Cambria Math"/>
-          </w:rPr>
-          <m:t>×</m:t>
-        </m:r>
-        <m:r>
-          <w:rPr>
-            <w:rFonts w:ascii="Cambria Math" w:hAnsi="Cambria Math"/>
-          </w:rPr>
-          <m:t>n</m:t>
+          <m:t>2×n</m:t>
         </m:r>
       </m:oMath>
       <w:r>
@@ -950,16 +900,7 @@
                     <w:rPr>
                       <w:rFonts w:ascii="Cambria Math" w:hAnsi="Cambria Math"/>
                     </w:rPr>
-                    <m:t xml:space="preserve"> </m:t>
-                  </m:r>
-                  <m:r>
-                    <m:rPr>
-                      <m:sty m:val="p"/>
-                    </m:rPr>
-                    <w:rPr>
-                      <w:rFonts w:ascii="Cambria Math" w:hAnsi="Cambria Math"/>
-                    </w:rPr>
-                    <m:t>x</m:t>
+                    <m:t xml:space="preserve"> x</m:t>
                   </m:r>
                   <m:sSup>
                     <m:sSupPr>
@@ -1112,15 +1053,7 @@
       </w:pPr>
       <w:r>
         <w:tab/>
-        <w:t xml:space="preserve">Un </w:t>
-      </w:r>
-      <w:proofErr w:type="spellStart"/>
-      <w:r>
-        <w:t>plot</w:t>
-      </w:r>
-      <w:proofErr w:type="spellEnd"/>
-      <w:r>
-        <w:t xml:space="preserve"> de E(h) vs h debe mostrar </w:t>
+        <w:t xml:space="preserve">Un plot de E(h) vs h debe mostrar </w:t>
       </w:r>
       <m:oMath>
         <m:func>
@@ -1207,21 +1140,7 @@
         <w:rPr>
           <w:rFonts w:eastAsiaTheme="minorEastAsia"/>
         </w:rPr>
-        <w:t xml:space="preserve"> Dicho </w:t>
-      </w:r>
-      <w:proofErr w:type="spellStart"/>
-      <w:r>
-        <w:rPr>
-          <w:rFonts w:eastAsiaTheme="minorEastAsia"/>
-        </w:rPr>
-        <w:t>plot</w:t>
-      </w:r>
-      <w:proofErr w:type="spellEnd"/>
-      <w:r>
-        <w:rPr>
-          <w:rFonts w:eastAsiaTheme="minorEastAsia"/>
-        </w:rPr>
-        <w:t xml:space="preserve"> además ofrece un criterio para discutir qué valor de h tomar: Aquél que de un error inferior a X %. </w:t>
+        <w:t xml:space="preserve"> Dicho plot además ofrece un criterio para discutir qué valor de h tomar: Aquél que de un error inferior a X %. </w:t>
       </w:r>
     </w:p>
     <w:p>
@@ -1400,13 +1319,7 @@
             <w:rPr>
               <w:rFonts w:ascii="Cambria Math" w:hAnsi="Cambria Math"/>
             </w:rPr>
-            <m:t>=</m:t>
-          </m:r>
-          <m:r>
-            <w:rPr>
-              <w:rFonts w:ascii="Cambria Math" w:hAnsi="Cambria Math"/>
-            </w:rPr>
-            <m:t>F</m:t>
+            <m:t>=F</m:t>
           </m:r>
           <m:d>
             <m:dPr>
@@ -1557,82 +1470,44 @@
           <w:rFonts w:ascii="Consolas" w:eastAsiaTheme="minorEastAsia" w:hAnsi="Consolas"/>
         </w:rPr>
       </w:pPr>
-      <w:proofErr w:type="spellStart"/>
       <w:r>
         <w:rPr>
           <w:rFonts w:ascii="Consolas" w:eastAsiaTheme="minorEastAsia" w:hAnsi="Consolas"/>
         </w:rPr>
-        <w:t>def</w:t>
-      </w:r>
-      <w:proofErr w:type="spellEnd"/>
+        <w:t>def solve_</w:t>
+      </w:r>
+      <w:proofErr w:type="gramStart"/>
       <w:r>
         <w:rPr>
           <w:rFonts w:ascii="Consolas" w:eastAsiaTheme="minorEastAsia" w:hAnsi="Consolas"/>
         </w:rPr>
-        <w:t xml:space="preserve"> </w:t>
-      </w:r>
-      <w:proofErr w:type="spellStart"/>
+        <w:t>hills(</w:t>
+      </w:r>
+      <w:proofErr w:type="gramEnd"/>
       <w:r>
         <w:rPr>
           <w:rFonts w:ascii="Consolas" w:eastAsiaTheme="minorEastAsia" w:hAnsi="Consolas"/>
         </w:rPr>
-        <w:t>solve_</w:t>
-      </w:r>
-      <w:proofErr w:type="gramStart"/>
+        <w:t>y</w:t>
+      </w:r>
       <w:r>
         <w:rPr>
           <w:rFonts w:ascii="Consolas" w:eastAsiaTheme="minorEastAsia" w:hAnsi="Consolas"/>
         </w:rPr>
-        <w:t>hills</w:t>
-      </w:r>
-      <w:proofErr w:type="spellEnd"/>
+        <w:t xml:space="preserve">0, k_vector, </w:t>
+      </w:r>
       <w:r>
         <w:rPr>
           <w:rFonts w:ascii="Consolas" w:eastAsiaTheme="minorEastAsia" w:hAnsi="Consolas"/>
         </w:rPr>
-        <w:t>(</w:t>
-      </w:r>
-      <w:proofErr w:type="gramEnd"/>
+        <w:t>d</w:t>
+      </w:r>
       <w:r>
         <w:rPr>
           <w:rFonts w:ascii="Consolas" w:eastAsiaTheme="minorEastAsia" w:hAnsi="Consolas"/>
         </w:rPr>
-        <w:t>y</w:t>
-      </w:r>
-      <w:r>
-        <w:rPr>
-          <w:rFonts w:ascii="Consolas" w:eastAsiaTheme="minorEastAsia" w:hAnsi="Consolas"/>
-        </w:rPr>
-        <w:t xml:space="preserve">0, </w:t>
-      </w:r>
-      <w:proofErr w:type="spellStart"/>
-      <w:r>
-        <w:rPr>
-          <w:rFonts w:ascii="Consolas" w:eastAsiaTheme="minorEastAsia" w:hAnsi="Consolas"/>
-        </w:rPr>
-        <w:t>k_vector</w:t>
-      </w:r>
-      <w:proofErr w:type="spellEnd"/>
-      <w:r>
-        <w:rPr>
-          <w:rFonts w:ascii="Consolas" w:eastAsiaTheme="minorEastAsia" w:hAnsi="Consolas"/>
-        </w:rPr>
-        <w:t xml:space="preserve">, </w:t>
-      </w:r>
-      <w:proofErr w:type="spellStart"/>
-      <w:r>
-        <w:rPr>
-          <w:rFonts w:ascii="Consolas" w:eastAsiaTheme="minorEastAsia" w:hAnsi="Consolas"/>
-        </w:rPr>
-        <w:t>d</w:t>
-      </w:r>
-      <w:r>
-        <w:rPr>
-          <w:rFonts w:ascii="Consolas" w:eastAsiaTheme="minorEastAsia" w:hAnsi="Consolas"/>
-        </w:rPr>
         <w:t>s</w:t>
       </w:r>
-      <w:proofErr w:type="spellEnd"/>
       <w:r>
         <w:rPr>
           <w:rFonts w:ascii="Consolas" w:eastAsiaTheme="minorEastAsia" w:hAnsi="Consolas"/>
@@ -1664,19 +1539,11 @@
           <w:rFonts w:ascii="Consolas" w:eastAsiaTheme="minorEastAsia" w:hAnsi="Consolas"/>
         </w:rPr>
       </w:pPr>
-      <w:proofErr w:type="spellStart"/>
       <w:r>
         <w:rPr>
           <w:rFonts w:ascii="Consolas" w:eastAsiaTheme="minorEastAsia" w:hAnsi="Consolas"/>
         </w:rPr>
-        <w:t>return</w:t>
-      </w:r>
-      <w:proofErr w:type="spellEnd"/>
-      <w:r>
-        <w:rPr>
-          <w:rFonts w:ascii="Consolas" w:eastAsiaTheme="minorEastAsia" w:hAnsi="Consolas"/>
-        </w:rPr>
-        <w:t xml:space="preserve"> </w:t>
+        <w:t xml:space="preserve">return </w:t>
       </w:r>
       <w:r>
         <w:rPr>
@@ -1758,19 +1625,11 @@
           <w:rFonts w:asciiTheme="majorHAnsi" w:eastAsiaTheme="minorEastAsia" w:hAnsiTheme="majorHAnsi"/>
         </w:rPr>
       </w:pPr>
-      <w:proofErr w:type="spellStart"/>
       <w:r>
         <w:rPr>
           <w:rFonts w:ascii="Consolas" w:eastAsiaTheme="minorEastAsia" w:hAnsi="Consolas"/>
         </w:rPr>
-        <w:t>ds</w:t>
-      </w:r>
-      <w:proofErr w:type="spellEnd"/>
-      <w:r>
-        <w:rPr>
-          <w:rFonts w:ascii="Consolas" w:eastAsiaTheme="minorEastAsia" w:hAnsi="Consolas"/>
-        </w:rPr>
-        <w:t xml:space="preserve"> </w:t>
+        <w:t xml:space="preserve">ds </w:t>
       </w:r>
       <w:r>
         <w:rPr>
@@ -1834,33 +1693,11 @@
         </w:rPr>
         <w:t xml:space="preserve"> con x(t) y </w:t>
       </w:r>
-      <w:proofErr w:type="spellStart"/>
-      <w:r>
-        <w:rPr>
-          <w:rFonts w:eastAsiaTheme="minorEastAsia"/>
-        </w:rPr>
-        <w:t>dx</w:t>
-      </w:r>
-      <w:proofErr w:type="spellEnd"/>
-      <w:r>
-        <w:rPr>
-          <w:rFonts w:eastAsiaTheme="minorEastAsia"/>
-        </w:rPr>
-        <w:t>/</w:t>
-      </w:r>
-      <w:proofErr w:type="spellStart"/>
-      <w:r>
-        <w:rPr>
-          <w:rFonts w:eastAsiaTheme="minorEastAsia"/>
-        </w:rPr>
-        <w:t>ds</w:t>
-      </w:r>
-      <w:proofErr w:type="spellEnd"/>
-      <w:r>
-        <w:rPr>
-          <w:rFonts w:eastAsiaTheme="minorEastAsia"/>
-        </w:rPr>
-        <w:t>(t) (La solución a la ecuación de Hills)</w:t>
+      <w:r>
+        <w:rPr>
+          <w:rFonts w:eastAsiaTheme="minorEastAsia"/>
+        </w:rPr>
+        <w:t>dx/ds(t) (La solución a la ecuación de Hills)</w:t>
       </w:r>
     </w:p>
     <w:p>
@@ -1955,56 +1792,28 @@
                               <w:rPr>
                                 <w:rFonts w:eastAsiaTheme="minorEastAsia"/>
                               </w:rPr>
-                              <w:t xml:space="preserve">Efectivamente, el pseudocódigo que has diseñado en 1 es más genérico de lo que aquí se pide en esta función. Sin embargo, luego haremos más funciones </w:t>
-                            </w:r>
-                            <w:proofErr w:type="spellStart"/>
-                            <w:r>
-                              <w:rPr>
-                                <w:rFonts w:eastAsiaTheme="minorEastAsia"/>
-                              </w:rPr>
-                              <w:t>solve_hills_</w:t>
+                              <w:t>Efectivamente, el pseudocódigo que has diseñado en 1 es más genérico de lo que aquí se pide en esta función. Sin embargo, luego haremos más funciones solve_hills_</w:t>
                             </w:r>
                             <w:proofErr w:type="gramStart"/>
                             <w:r>
                               <w:rPr>
                                 <w:rFonts w:eastAsiaTheme="minorEastAsia"/>
                               </w:rPr>
-                              <w:t>nonlineal</w:t>
-                            </w:r>
-                            <w:proofErr w:type="spellEnd"/>
-                            <w:r>
-                              <w:rPr>
-                                <w:rFonts w:eastAsiaTheme="minorEastAsia"/>
-                              </w:rPr>
-                              <w:t>(</w:t>
+                              <w:t>nonlineal(</w:t>
                             </w:r>
                             <w:proofErr w:type="gramEnd"/>
                             <w:r>
                               <w:rPr>
                                 <w:rFonts w:eastAsiaTheme="minorEastAsia"/>
                               </w:rPr>
-                              <w:t xml:space="preserve">), </w:t>
-                            </w:r>
-                            <w:proofErr w:type="spellStart"/>
-                            <w:r>
-                              <w:rPr>
-                                <w:rFonts w:eastAsiaTheme="minorEastAsia"/>
-                              </w:rPr>
-                              <w:t>solve_hills_</w:t>
+                              <w:t>), solve_hills_</w:t>
                             </w:r>
                             <w:proofErr w:type="gramStart"/>
                             <w:r>
                               <w:rPr>
                                 <w:rFonts w:eastAsiaTheme="minorEastAsia"/>
                               </w:rPr>
-                              <w:t>nonhomogeneous</w:t>
-                            </w:r>
-                            <w:proofErr w:type="spellEnd"/>
-                            <w:r>
-                              <w:rPr>
-                                <w:rFonts w:eastAsiaTheme="minorEastAsia"/>
-                              </w:rPr>
-                              <w:t>(</w:t>
+                              <w:t>nonhomogeneous(</w:t>
                             </w:r>
                             <w:proofErr w:type="gramEnd"/>
                             <w:r>
@@ -2048,49 +1857,7 @@
                               <w:rPr>
                                 <w:rFonts w:eastAsiaTheme="minorEastAsia"/>
                               </w:rPr>
-                              <w:t xml:space="preserve"> del código (</w:t>
-                            </w:r>
-                            <w:proofErr w:type="spellStart"/>
-                            <w:r>
-                              <w:rPr>
-                                <w:rFonts w:eastAsiaTheme="minorEastAsia"/>
-                              </w:rPr>
-                              <w:t>i.e</w:t>
-                            </w:r>
-                            <w:proofErr w:type="spellEnd"/>
-                            <w:r>
-                              <w:rPr>
-                                <w:rFonts w:eastAsiaTheme="minorEastAsia"/>
-                              </w:rPr>
-                              <w:t xml:space="preserve"> si hay algo que se repite 4 veces, definir como función y que sólo dependa de una línea de código). (2) El carácter matricial/vectorial, para resolver al mismo tiempo x(s) y </w:t>
-                            </w:r>
-                            <w:proofErr w:type="spellStart"/>
-                            <w:r>
-                              <w:rPr>
-                                <w:rFonts w:eastAsiaTheme="minorEastAsia"/>
-                              </w:rPr>
-                              <w:t>dx</w:t>
-                            </w:r>
-                            <w:proofErr w:type="spellEnd"/>
-                            <w:r>
-                              <w:rPr>
-                                <w:rFonts w:eastAsiaTheme="minorEastAsia"/>
-                              </w:rPr>
-                              <w:t>/</w:t>
-                            </w:r>
-                            <w:proofErr w:type="spellStart"/>
-                            <w:r>
-                              <w:rPr>
-                                <w:rFonts w:eastAsiaTheme="minorEastAsia"/>
-                              </w:rPr>
-                              <w:t>ds</w:t>
-                            </w:r>
-                            <w:proofErr w:type="spellEnd"/>
-                            <w:r>
-                              <w:rPr>
-                                <w:rFonts w:eastAsiaTheme="minorEastAsia"/>
-                              </w:rPr>
-                              <w:t xml:space="preserve">(s) - Esto ya lo hacías en el oscilador :-) </w:t>
+                              <w:t xml:space="preserve"> del código (i.e si hay algo que se repite 4 veces, definir como función y que sólo dependa de una línea de código). (2) El carácter matricial/vectorial, para resolver al mismo tiempo x(s) y dx/ds(s) - Esto ya lo hacías en el oscilador :-) </w:t>
                             </w:r>
                           </w:p>
                         </w:txbxContent>
@@ -2145,56 +1912,28 @@
                         <w:rPr>
                           <w:rFonts w:eastAsiaTheme="minorEastAsia"/>
                         </w:rPr>
-                        <w:t xml:space="preserve">Efectivamente, el pseudocódigo que has diseñado en 1 es más genérico de lo que aquí se pide en esta función. Sin embargo, luego haremos más funciones </w:t>
-                      </w:r>
-                      <w:proofErr w:type="spellStart"/>
-                      <w:r>
-                        <w:rPr>
-                          <w:rFonts w:eastAsiaTheme="minorEastAsia"/>
-                        </w:rPr>
-                        <w:t>solve_hills_</w:t>
+                        <w:t>Efectivamente, el pseudocódigo que has diseñado en 1 es más genérico de lo que aquí se pide en esta función. Sin embargo, luego haremos más funciones solve_hills_</w:t>
                       </w:r>
                       <w:proofErr w:type="gramStart"/>
                       <w:r>
                         <w:rPr>
                           <w:rFonts w:eastAsiaTheme="minorEastAsia"/>
                         </w:rPr>
-                        <w:t>nonlineal</w:t>
-                      </w:r>
-                      <w:proofErr w:type="spellEnd"/>
-                      <w:r>
-                        <w:rPr>
-                          <w:rFonts w:eastAsiaTheme="minorEastAsia"/>
-                        </w:rPr>
-                        <w:t>(</w:t>
+                        <w:t>nonlineal(</w:t>
                       </w:r>
                       <w:proofErr w:type="gramEnd"/>
                       <w:r>
                         <w:rPr>
                           <w:rFonts w:eastAsiaTheme="minorEastAsia"/>
                         </w:rPr>
-                        <w:t xml:space="preserve">), </w:t>
-                      </w:r>
-                      <w:proofErr w:type="spellStart"/>
-                      <w:r>
-                        <w:rPr>
-                          <w:rFonts w:eastAsiaTheme="minorEastAsia"/>
-                        </w:rPr>
-                        <w:t>solve_hills_</w:t>
+                        <w:t>), solve_hills_</w:t>
                       </w:r>
                       <w:proofErr w:type="gramStart"/>
                       <w:r>
                         <w:rPr>
                           <w:rFonts w:eastAsiaTheme="minorEastAsia"/>
                         </w:rPr>
-                        <w:t>nonhomogeneous</w:t>
-                      </w:r>
-                      <w:proofErr w:type="spellEnd"/>
-                      <w:r>
-                        <w:rPr>
-                          <w:rFonts w:eastAsiaTheme="minorEastAsia"/>
-                        </w:rPr>
-                        <w:t>(</w:t>
+                        <w:t>nonhomogeneous(</w:t>
                       </w:r>
                       <w:proofErr w:type="gramEnd"/>
                       <w:r>
@@ -2238,49 +1977,7 @@
                         <w:rPr>
                           <w:rFonts w:eastAsiaTheme="minorEastAsia"/>
                         </w:rPr>
-                        <w:t xml:space="preserve"> del código (</w:t>
-                      </w:r>
-                      <w:proofErr w:type="spellStart"/>
-                      <w:r>
-                        <w:rPr>
-                          <w:rFonts w:eastAsiaTheme="minorEastAsia"/>
-                        </w:rPr>
-                        <w:t>i.e</w:t>
-                      </w:r>
-                      <w:proofErr w:type="spellEnd"/>
-                      <w:r>
-                        <w:rPr>
-                          <w:rFonts w:eastAsiaTheme="minorEastAsia"/>
-                        </w:rPr>
-                        <w:t xml:space="preserve"> si hay algo que se repite 4 veces, definir como función y que sólo dependa de una línea de código). (2) El carácter matricial/vectorial, para resolver al mismo tiempo x(s) y </w:t>
-                      </w:r>
-                      <w:proofErr w:type="spellStart"/>
-                      <w:r>
-                        <w:rPr>
-                          <w:rFonts w:eastAsiaTheme="minorEastAsia"/>
-                        </w:rPr>
-                        <w:t>dx</w:t>
-                      </w:r>
-                      <w:proofErr w:type="spellEnd"/>
-                      <w:r>
-                        <w:rPr>
-                          <w:rFonts w:eastAsiaTheme="minorEastAsia"/>
-                        </w:rPr>
-                        <w:t>/</w:t>
-                      </w:r>
-                      <w:proofErr w:type="spellStart"/>
-                      <w:r>
-                        <w:rPr>
-                          <w:rFonts w:eastAsiaTheme="minorEastAsia"/>
-                        </w:rPr>
-                        <w:t>ds</w:t>
-                      </w:r>
-                      <w:proofErr w:type="spellEnd"/>
-                      <w:r>
-                        <w:rPr>
-                          <w:rFonts w:eastAsiaTheme="minorEastAsia"/>
-                        </w:rPr>
-                        <w:t xml:space="preserve">(s) - Esto ya lo hacías en el oscilador :-) </w:t>
+                        <w:t xml:space="preserve"> del código (i.e si hay algo que se repite 4 veces, definir como función y que sólo dependa de una línea de código). (2) El carácter matricial/vectorial, para resolver al mismo tiempo x(s) y dx/ds(s) - Esto ya lo hacías en el oscilador :-) </w:t>
                       </w:r>
                     </w:p>
                   </w:txbxContent>
@@ -2291,14 +1988,12 @@
           </mc:Fallback>
         </mc:AlternateContent>
       </w:r>
-      <w:proofErr w:type="spellStart"/>
       <w:r>
         <w:rPr>
           <w:rFonts w:ascii="Consolas" w:eastAsiaTheme="minorEastAsia" w:hAnsi="Consolas"/>
         </w:rPr>
         <w:t>k_vector</w:t>
       </w:r>
-      <w:proofErr w:type="spellEnd"/>
       <w:r>
         <w:rPr>
           <w:rFonts w:eastAsiaTheme="minorEastAsia"/>
@@ -2443,6 +2138,24 @@
     <w:p>
       <w:pPr>
         <w:pStyle w:val="Prrafodelista"/>
+        <w:jc w:val="both"/>
+        <w:rPr>
+          <w:rFonts w:eastAsiaTheme="minorEastAsia"/>
+        </w:rPr>
+      </w:pPr>
+    </w:p>
+    <w:p>
+      <w:pPr>
+        <w:pStyle w:val="Prrafodelista"/>
+        <w:jc w:val="both"/>
+        <w:rPr>
+          <w:rFonts w:eastAsiaTheme="minorEastAsia"/>
+        </w:rPr>
+      </w:pPr>
+    </w:p>
+    <w:p>
+      <w:pPr>
+        <w:pStyle w:val="Prrafodelista"/>
         <w:numPr>
           <w:ilvl w:val="0"/>
           <w:numId w:val="5"/>
@@ -2510,22 +2223,1740 @@
         <w:rPr>
           <w:rFonts w:eastAsiaTheme="minorEastAsia"/>
         </w:rPr>
-        <w:t xml:space="preserve">Si tiempo extra, se puede escribir en </w:t>
-      </w:r>
-      <w:proofErr w:type="spellStart"/>
-      <w:r>
-        <w:rPr>
-          <w:rFonts w:eastAsiaTheme="minorEastAsia"/>
-        </w:rPr>
-        <w:t>latex</w:t>
-      </w:r>
-      <w:proofErr w:type="spellEnd"/>
-      <w:r>
-        <w:rPr>
-          <w:rFonts w:eastAsiaTheme="minorEastAsia"/>
-        </w:rPr>
-        <w:t xml:space="preserve"> el oscilador armónico.</w:t>
-      </w:r>
+        <w:t>Si tiempo extra, se puede escribir en latex el oscilador armónico.</w:t>
+      </w:r>
+    </w:p>
+    <w:p>
+      <w:pPr>
+        <w:ind w:left="360"/>
+        <w:jc w:val="center"/>
+        <w:rPr>
+          <w:rFonts w:eastAsiaTheme="minorEastAsia"/>
+          <w:b/>
+          <w:bCs/>
+          <w:u w:val="single"/>
+        </w:rPr>
+      </w:pPr>
+      <w:r>
+        <w:rPr>
+          <w:rFonts w:eastAsiaTheme="minorEastAsia"/>
+          <w:b/>
+          <w:bCs/>
+          <w:u w:val="single"/>
+        </w:rPr>
+        <w:lastRenderedPageBreak/>
+        <w:t>Sesion 19 de marzo</w:t>
+      </w:r>
+    </w:p>
+    <w:p>
+      <w:pPr>
+        <w:rPr>
+          <w:u w:val="single"/>
+        </w:rPr>
+      </w:pPr>
+      <w:r>
+        <w:rPr>
+          <w:u w:val="single"/>
+        </w:rPr>
+        <w:t xml:space="preserve">Parte 1. </w:t>
+      </w:r>
+      <w:r>
+        <w:rPr>
+          <w:u w:val="single"/>
+        </w:rPr>
+        <w:t>Review de trabajo previo</w:t>
+      </w:r>
+      <w:r>
+        <w:rPr>
+          <w:u w:val="single"/>
+        </w:rPr>
+        <w:t>.</w:t>
+      </w:r>
+    </w:p>
+    <w:p>
+      <w:pPr>
+        <w:jc w:val="both"/>
+        <w:rPr>
+          <w:rFonts w:eastAsiaTheme="minorEastAsia"/>
+        </w:rPr>
+      </w:pPr>
+      <w:r>
+        <w:rPr>
+          <w:rFonts w:eastAsiaTheme="minorEastAsia"/>
+        </w:rPr>
+        <w:t xml:space="preserve">Jaime avanza en la comprensión teórica del Runge-kutta, pero no tiene claro cómo abordar la confección de una función </w:t>
+      </w:r>
+      <w:r>
+        <w:rPr>
+          <w:rFonts w:ascii="Consolas" w:eastAsiaTheme="minorEastAsia" w:hAnsi="Consolas"/>
+        </w:rPr>
+        <w:t>solve_</w:t>
+      </w:r>
+      <w:proofErr w:type="gramStart"/>
+      <w:r>
+        <w:rPr>
+          <w:rFonts w:ascii="Consolas" w:eastAsiaTheme="minorEastAsia" w:hAnsi="Consolas"/>
+        </w:rPr>
+        <w:t>hills(</w:t>
+      </w:r>
+      <w:proofErr w:type="gramEnd"/>
+      <w:r>
+        <w:rPr>
+          <w:rFonts w:ascii="Consolas" w:eastAsiaTheme="minorEastAsia" w:hAnsi="Consolas"/>
+        </w:rPr>
+        <w:t>).</w:t>
+      </w:r>
+      <w:r>
+        <w:rPr>
+          <w:rFonts w:eastAsiaTheme="minorEastAsia"/>
+        </w:rPr>
+        <w:t xml:space="preserve"> </w:t>
+      </w:r>
+      <w:r>
+        <w:rPr>
+          <w:rFonts w:eastAsiaTheme="minorEastAsia"/>
+        </w:rPr>
+        <w:t>Esbozamos un borrador conjunto</w:t>
+      </w:r>
+      <w:r>
+        <w:rPr>
+          <w:rFonts w:eastAsiaTheme="minorEastAsia"/>
+        </w:rPr>
+        <w:t>, que queda pendiente por él para terminar.</w:t>
+      </w:r>
+    </w:p>
+    <w:p>
+      <w:pPr>
+        <w:jc w:val="both"/>
+        <w:rPr>
+          <w:rFonts w:eastAsiaTheme="minorEastAsia"/>
+        </w:rPr>
+      </w:pPr>
+      <w:r>
+        <w:rPr>
+          <w:rFonts w:eastAsiaTheme="minorEastAsia"/>
+        </w:rPr>
+        <w:t>Acordamos que el desafío del RK para la ecuación de hills es el cálculo de las pendientes k_</w:t>
+      </w:r>
+      <w:proofErr w:type="gramStart"/>
+      <w:r>
+        <w:rPr>
+          <w:rFonts w:eastAsiaTheme="minorEastAsia"/>
+        </w:rPr>
+        <w:t>1,k</w:t>
+      </w:r>
+      <w:proofErr w:type="gramEnd"/>
+      <w:r>
+        <w:rPr>
+          <w:rFonts w:eastAsiaTheme="minorEastAsia"/>
+        </w:rPr>
+        <w:t>_</w:t>
+      </w:r>
+      <w:proofErr w:type="gramStart"/>
+      <w:r>
+        <w:rPr>
+          <w:rFonts w:eastAsiaTheme="minorEastAsia"/>
+        </w:rPr>
+        <w:t>2,k</w:t>
+      </w:r>
+      <w:proofErr w:type="gramEnd"/>
+      <w:r>
+        <w:rPr>
+          <w:rFonts w:eastAsiaTheme="minorEastAsia"/>
+        </w:rPr>
+        <w:t xml:space="preserve">_3 y k_4. </w:t>
+      </w:r>
+    </w:p>
+    <w:p>
+      <w:pPr>
+        <w:jc w:val="both"/>
+        <w:rPr>
+          <w:rFonts w:eastAsiaTheme="minorEastAsia"/>
+        </w:rPr>
+      </w:pPr>
+      <w:r>
+        <w:rPr>
+          <w:rFonts w:eastAsiaTheme="minorEastAsia"/>
+        </w:rPr>
+        <w:t>Las pendientes se calculan haciendo uso de f</w:t>
+      </w:r>
+      <w:r>
+        <w:rPr>
+          <w:rFonts w:eastAsiaTheme="minorEastAsia"/>
+        </w:rPr>
+        <w:t xml:space="preserve">, evaluando f en </w:t>
+      </w:r>
+      <m:oMath>
+        <m:sSub>
+          <m:sSubPr>
+            <m:ctrlPr>
+              <w:rPr>
+                <w:rFonts w:ascii="Cambria Math" w:eastAsiaTheme="minorEastAsia" w:hAnsi="Cambria Math"/>
+                <w:i/>
+              </w:rPr>
+            </m:ctrlPr>
+          </m:sSubPr>
+          <m:e>
+            <m:r>
+              <w:rPr>
+                <w:rFonts w:ascii="Cambria Math" w:eastAsiaTheme="minorEastAsia" w:hAnsi="Cambria Math"/>
+              </w:rPr>
+              <m:t>s</m:t>
+            </m:r>
+          </m:e>
+          <m:sub>
+            <m:r>
+              <w:rPr>
+                <w:rFonts w:ascii="Cambria Math" w:eastAsiaTheme="minorEastAsia" w:hAnsi="Cambria Math"/>
+              </w:rPr>
+              <m:t>i</m:t>
+            </m:r>
+          </m:sub>
+        </m:sSub>
+      </m:oMath>
+      <w:r>
+        <w:rPr>
+          <w:rFonts w:eastAsiaTheme="minorEastAsia"/>
+        </w:rPr>
+        <w:t xml:space="preserve">, en </w:t>
+      </w:r>
+      <m:oMath>
+        <m:sSub>
+          <m:sSubPr>
+            <m:ctrlPr>
+              <w:rPr>
+                <w:rFonts w:ascii="Cambria Math" w:eastAsiaTheme="minorEastAsia" w:hAnsi="Cambria Math"/>
+                <w:i/>
+              </w:rPr>
+            </m:ctrlPr>
+          </m:sSubPr>
+          <m:e>
+            <m:r>
+              <w:rPr>
+                <w:rFonts w:ascii="Cambria Math" w:eastAsiaTheme="minorEastAsia" w:hAnsi="Cambria Math"/>
+              </w:rPr>
+              <m:t>s</m:t>
+            </m:r>
+          </m:e>
+          <m:sub>
+            <m:r>
+              <w:rPr>
+                <w:rFonts w:ascii="Cambria Math" w:eastAsiaTheme="minorEastAsia" w:hAnsi="Cambria Math"/>
+              </w:rPr>
+              <m:t>i</m:t>
+            </m:r>
+          </m:sub>
+        </m:sSub>
+        <m:r>
+          <w:rPr>
+            <w:rFonts w:ascii="Cambria Math" w:eastAsiaTheme="minorEastAsia" w:hAnsi="Cambria Math"/>
+          </w:rPr>
+          <m:t>+0.5*</m:t>
+        </m:r>
+        <m:r>
+          <w:rPr>
+            <w:rFonts w:ascii="Cambria Math" w:eastAsiaTheme="minorEastAsia" w:hAnsi="Cambria Math"/>
+          </w:rPr>
+          <m:t>h</m:t>
+        </m:r>
+      </m:oMath>
+      <w:r>
+        <w:rPr>
+          <w:rFonts w:eastAsiaTheme="minorEastAsia"/>
+        </w:rPr>
+        <w:t xml:space="preserve">, y en </w:t>
+      </w:r>
+      <m:oMath>
+        <m:sSub>
+          <m:sSubPr>
+            <m:ctrlPr>
+              <w:rPr>
+                <w:rFonts w:ascii="Cambria Math" w:eastAsiaTheme="minorEastAsia" w:hAnsi="Cambria Math"/>
+                <w:i/>
+              </w:rPr>
+            </m:ctrlPr>
+          </m:sSubPr>
+          <m:e>
+            <m:r>
+              <w:rPr>
+                <w:rFonts w:ascii="Cambria Math" w:eastAsiaTheme="minorEastAsia" w:hAnsi="Cambria Math"/>
+              </w:rPr>
+              <m:t>s</m:t>
+            </m:r>
+          </m:e>
+          <m:sub>
+            <m:r>
+              <w:rPr>
+                <w:rFonts w:ascii="Cambria Math" w:eastAsiaTheme="minorEastAsia" w:hAnsi="Cambria Math"/>
+              </w:rPr>
+              <m:t>i</m:t>
+            </m:r>
+            <m:r>
+              <w:rPr>
+                <w:rFonts w:ascii="Cambria Math" w:eastAsiaTheme="minorEastAsia" w:hAnsi="Cambria Math"/>
+              </w:rPr>
+              <m:t>+1</m:t>
+            </m:r>
+          </m:sub>
+        </m:sSub>
+      </m:oMath>
+      <w:r>
+        <w:rPr>
+          <w:rFonts w:eastAsiaTheme="minorEastAsia"/>
+        </w:rPr>
+        <w:t xml:space="preserve">. </w:t>
+      </w:r>
+    </w:p>
+    <w:p>
+      <w:pPr>
+        <w:jc w:val="both"/>
+        <w:rPr>
+          <w:rFonts w:eastAsiaTheme="minorEastAsia"/>
+        </w:rPr>
+      </w:pPr>
+      <w:r>
+        <w:rPr>
+          <w:rFonts w:eastAsiaTheme="minorEastAsia"/>
+        </w:rPr>
+        <w:t>Para el caso particular de la ecuación de Hills:</w:t>
+      </w:r>
+    </w:p>
+    <w:p>
+      <w:pPr>
+        <w:jc w:val="both"/>
+        <w:rPr>
+          <w:rFonts w:eastAsiaTheme="minorEastAsia"/>
+        </w:rPr>
+      </w:pPr>
+      <m:oMathPara>
+        <m:oMath>
+          <m:r>
+            <w:rPr>
+              <w:rFonts w:ascii="Cambria Math" w:eastAsiaTheme="minorEastAsia" w:hAnsi="Cambria Math"/>
+            </w:rPr>
+            <m:t xml:space="preserve">f= </m:t>
+          </m:r>
+          <m:d>
+            <m:dPr>
+              <m:ctrlPr>
+                <w:rPr>
+                  <w:rFonts w:ascii="Cambria Math" w:eastAsiaTheme="minorEastAsia" w:hAnsi="Cambria Math"/>
+                  <w:i/>
+                </w:rPr>
+              </m:ctrlPr>
+            </m:dPr>
+            <m:e>
+              <m:m>
+                <m:mPr>
+                  <m:mcs>
+                    <m:mc>
+                      <m:mcPr>
+                        <m:count m:val="1"/>
+                        <m:mcJc m:val="center"/>
+                      </m:mcPr>
+                    </m:mc>
+                  </m:mcs>
+                  <m:ctrlPr>
+                    <w:rPr>
+                      <w:rFonts w:ascii="Cambria Math" w:eastAsiaTheme="minorEastAsia" w:hAnsi="Cambria Math"/>
+                      <w:i/>
+                    </w:rPr>
+                  </m:ctrlPr>
+                </m:mPr>
+                <m:mr>
+                  <m:e>
+                    <m:r>
+                      <w:rPr>
+                        <w:rFonts w:ascii="Cambria Math" w:eastAsiaTheme="minorEastAsia" w:hAnsi="Cambria Math"/>
+                      </w:rPr>
+                      <m:t>x'</m:t>
+                    </m:r>
+                  </m:e>
+                </m:mr>
+                <m:mr>
+                  <m:e>
+                    <m:r>
+                      <w:rPr>
+                        <w:rFonts w:ascii="Cambria Math" w:eastAsiaTheme="minorEastAsia" w:hAnsi="Cambria Math"/>
+                      </w:rPr>
+                      <m:t>-k</m:t>
+                    </m:r>
+                    <m:d>
+                      <m:dPr>
+                        <m:ctrlPr>
+                          <w:rPr>
+                            <w:rFonts w:ascii="Cambria Math" w:eastAsiaTheme="minorEastAsia" w:hAnsi="Cambria Math"/>
+                            <w:i/>
+                          </w:rPr>
+                        </m:ctrlPr>
+                      </m:dPr>
+                      <m:e>
+                        <m:r>
+                          <w:rPr>
+                            <w:rFonts w:ascii="Cambria Math" w:eastAsiaTheme="minorEastAsia" w:hAnsi="Cambria Math"/>
+                          </w:rPr>
+                          <m:t>s</m:t>
+                        </m:r>
+                      </m:e>
+                    </m:d>
+                    <m:r>
+                      <w:rPr>
+                        <w:rFonts w:ascii="Cambria Math" w:eastAsiaTheme="minorEastAsia" w:hAnsi="Cambria Math"/>
+                      </w:rPr>
+                      <m:t>x</m:t>
+                    </m:r>
+                  </m:e>
+                </m:mr>
+              </m:m>
+            </m:e>
+          </m:d>
+        </m:oMath>
+      </m:oMathPara>
+    </w:p>
+    <w:p>
+      <w:pPr>
+        <w:jc w:val="both"/>
+      </w:pPr>
+      <w:r>
+        <w:t>Por tanto</w:t>
+      </w:r>
+      <w:r>
+        <w:t>, en el cálculo de las pendientes, hay que evaluar esta f particular en 3 puntos distintos:</w:t>
+      </w:r>
+    </w:p>
+    <w:p>
+      <w:pPr>
+        <w:jc w:val="both"/>
+        <w:rPr>
+          <w:rFonts w:eastAsiaTheme="minorEastAsia"/>
+        </w:rPr>
+      </w:pPr>
+      <m:oMathPara>
+        <m:oMath>
+          <m:r>
+            <w:rPr>
+              <w:rFonts w:ascii="Cambria Math" w:eastAsiaTheme="minorEastAsia" w:hAnsi="Cambria Math"/>
+            </w:rPr>
+            <m:t>f</m:t>
+          </m:r>
+          <m:r>
+            <w:rPr>
+              <w:rFonts w:ascii="Cambria Math" w:eastAsiaTheme="minorEastAsia" w:hAnsi="Cambria Math"/>
+            </w:rPr>
+            <m:t>(</m:t>
+          </m:r>
+          <m:sSub>
+            <m:sSubPr>
+              <m:ctrlPr>
+                <w:rPr>
+                  <w:rFonts w:ascii="Cambria Math" w:eastAsiaTheme="minorEastAsia" w:hAnsi="Cambria Math"/>
+                  <w:i/>
+                </w:rPr>
+              </m:ctrlPr>
+            </m:sSubPr>
+            <m:e>
+              <m:r>
+                <w:rPr>
+                  <w:rFonts w:ascii="Cambria Math" w:eastAsiaTheme="minorEastAsia" w:hAnsi="Cambria Math"/>
+                </w:rPr>
+                <m:t>s</m:t>
+              </m:r>
+            </m:e>
+            <m:sub>
+              <m:r>
+                <w:rPr>
+                  <w:rFonts w:ascii="Cambria Math" w:eastAsiaTheme="minorEastAsia" w:hAnsi="Cambria Math"/>
+                </w:rPr>
+                <m:t>i</m:t>
+              </m:r>
+            </m:sub>
+          </m:sSub>
+          <m:r>
+            <w:rPr>
+              <w:rFonts w:ascii="Cambria Math" w:eastAsiaTheme="minorEastAsia" w:hAnsi="Cambria Math"/>
+            </w:rPr>
+            <m:t>)</m:t>
+          </m:r>
+          <m:r>
+            <w:rPr>
+              <w:rFonts w:ascii="Cambria Math" w:eastAsiaTheme="minorEastAsia" w:hAnsi="Cambria Math"/>
+            </w:rPr>
+            <m:t xml:space="preserve">= </m:t>
+          </m:r>
+          <m:d>
+            <m:dPr>
+              <m:ctrlPr>
+                <w:rPr>
+                  <w:rFonts w:ascii="Cambria Math" w:eastAsiaTheme="minorEastAsia" w:hAnsi="Cambria Math"/>
+                  <w:i/>
+                </w:rPr>
+              </m:ctrlPr>
+            </m:dPr>
+            <m:e>
+              <m:m>
+                <m:mPr>
+                  <m:mcs>
+                    <m:mc>
+                      <m:mcPr>
+                        <m:count m:val="1"/>
+                        <m:mcJc m:val="center"/>
+                      </m:mcPr>
+                    </m:mc>
+                  </m:mcs>
+                  <m:ctrlPr>
+                    <w:rPr>
+                      <w:rFonts w:ascii="Cambria Math" w:eastAsiaTheme="minorEastAsia" w:hAnsi="Cambria Math"/>
+                      <w:i/>
+                    </w:rPr>
+                  </m:ctrlPr>
+                </m:mPr>
+                <m:mr>
+                  <m:e>
+                    <m:r>
+                      <w:rPr>
+                        <w:rFonts w:ascii="Cambria Math" w:eastAsiaTheme="minorEastAsia" w:hAnsi="Cambria Math"/>
+                      </w:rPr>
+                      <m:t>x'</m:t>
+                    </m:r>
+                    <m:r>
+                      <w:rPr>
+                        <w:rFonts w:ascii="Cambria Math" w:eastAsiaTheme="minorEastAsia" w:hAnsi="Cambria Math"/>
+                      </w:rPr>
+                      <m:t>(</m:t>
+                    </m:r>
+                    <m:sSub>
+                      <m:sSubPr>
+                        <m:ctrlPr>
+                          <w:rPr>
+                            <w:rFonts w:ascii="Cambria Math" w:eastAsiaTheme="minorEastAsia" w:hAnsi="Cambria Math"/>
+                            <w:i/>
+                          </w:rPr>
+                        </m:ctrlPr>
+                      </m:sSubPr>
+                      <m:e>
+                        <m:r>
+                          <w:rPr>
+                            <w:rFonts w:ascii="Cambria Math" w:eastAsiaTheme="minorEastAsia" w:hAnsi="Cambria Math"/>
+                          </w:rPr>
+                          <m:t>s</m:t>
+                        </m:r>
+                      </m:e>
+                      <m:sub>
+                        <m:r>
+                          <w:rPr>
+                            <w:rFonts w:ascii="Cambria Math" w:eastAsiaTheme="minorEastAsia" w:hAnsi="Cambria Math"/>
+                          </w:rPr>
+                          <m:t>i</m:t>
+                        </m:r>
+                      </m:sub>
+                    </m:sSub>
+                    <m:r>
+                      <w:rPr>
+                        <w:rFonts w:ascii="Cambria Math" w:eastAsiaTheme="minorEastAsia" w:hAnsi="Cambria Math"/>
+                      </w:rPr>
+                      <m:t>)</m:t>
+                    </m:r>
+                  </m:e>
+                </m:mr>
+                <m:mr>
+                  <m:e>
+                    <m:r>
+                      <w:rPr>
+                        <w:rFonts w:ascii="Cambria Math" w:eastAsiaTheme="minorEastAsia" w:hAnsi="Cambria Math"/>
+                      </w:rPr>
+                      <m:t>-k</m:t>
+                    </m:r>
+                    <m:d>
+                      <m:dPr>
+                        <m:ctrlPr>
+                          <w:rPr>
+                            <w:rFonts w:ascii="Cambria Math" w:eastAsiaTheme="minorEastAsia" w:hAnsi="Cambria Math"/>
+                            <w:i/>
+                          </w:rPr>
+                        </m:ctrlPr>
+                      </m:dPr>
+                      <m:e>
+                        <m:sSub>
+                          <m:sSubPr>
+                            <m:ctrlPr>
+                              <w:rPr>
+                                <w:rFonts w:ascii="Cambria Math" w:eastAsiaTheme="minorEastAsia" w:hAnsi="Cambria Math"/>
+                                <w:i/>
+                              </w:rPr>
+                            </m:ctrlPr>
+                          </m:sSubPr>
+                          <m:e>
+                            <m:r>
+                              <w:rPr>
+                                <w:rFonts w:ascii="Cambria Math" w:eastAsiaTheme="minorEastAsia" w:hAnsi="Cambria Math"/>
+                              </w:rPr>
+                              <m:t>s</m:t>
+                            </m:r>
+                          </m:e>
+                          <m:sub>
+                            <m:r>
+                              <w:rPr>
+                                <w:rFonts w:ascii="Cambria Math" w:eastAsiaTheme="minorEastAsia" w:hAnsi="Cambria Math"/>
+                              </w:rPr>
+                              <m:t>i</m:t>
+                            </m:r>
+                          </m:sub>
+                        </m:sSub>
+                      </m:e>
+                    </m:d>
+                    <m:r>
+                      <w:rPr>
+                        <w:rFonts w:ascii="Cambria Math" w:eastAsiaTheme="minorEastAsia" w:hAnsi="Cambria Math"/>
+                      </w:rPr>
+                      <m:t>x</m:t>
+                    </m:r>
+                    <m:r>
+                      <w:rPr>
+                        <w:rFonts w:ascii="Cambria Math" w:eastAsiaTheme="minorEastAsia" w:hAnsi="Cambria Math"/>
+                      </w:rPr>
+                      <m:t>(</m:t>
+                    </m:r>
+                    <m:sSub>
+                      <m:sSubPr>
+                        <m:ctrlPr>
+                          <w:rPr>
+                            <w:rFonts w:ascii="Cambria Math" w:eastAsiaTheme="minorEastAsia" w:hAnsi="Cambria Math"/>
+                            <w:i/>
+                          </w:rPr>
+                        </m:ctrlPr>
+                      </m:sSubPr>
+                      <m:e>
+                        <m:r>
+                          <w:rPr>
+                            <w:rFonts w:ascii="Cambria Math" w:eastAsiaTheme="minorEastAsia" w:hAnsi="Cambria Math"/>
+                          </w:rPr>
+                          <m:t>s</m:t>
+                        </m:r>
+                      </m:e>
+                      <m:sub>
+                        <m:r>
+                          <w:rPr>
+                            <w:rFonts w:ascii="Cambria Math" w:eastAsiaTheme="minorEastAsia" w:hAnsi="Cambria Math"/>
+                          </w:rPr>
+                          <m:t>i</m:t>
+                        </m:r>
+                      </m:sub>
+                    </m:sSub>
+                    <m:r>
+                      <w:rPr>
+                        <w:rFonts w:ascii="Cambria Math" w:eastAsiaTheme="minorEastAsia" w:hAnsi="Cambria Math"/>
+                      </w:rPr>
+                      <m:t>)</m:t>
+                    </m:r>
+                  </m:e>
+                </m:mr>
+              </m:m>
+            </m:e>
+          </m:d>
+        </m:oMath>
+      </m:oMathPara>
+    </w:p>
+    <w:p>
+      <w:pPr>
+        <w:jc w:val="both"/>
+        <w:rPr>
+          <w:rFonts w:eastAsiaTheme="minorEastAsia"/>
+        </w:rPr>
+      </w:pPr>
+      <m:oMathPara>
+        <m:oMath>
+          <m:r>
+            <w:rPr>
+              <w:rFonts w:ascii="Cambria Math" w:eastAsiaTheme="minorEastAsia" w:hAnsi="Cambria Math"/>
+            </w:rPr>
+            <m:t>f(</m:t>
+          </m:r>
+          <m:sSub>
+            <m:sSubPr>
+              <m:ctrlPr>
+                <w:rPr>
+                  <w:rFonts w:ascii="Cambria Math" w:eastAsiaTheme="minorEastAsia" w:hAnsi="Cambria Math"/>
+                  <w:i/>
+                </w:rPr>
+              </m:ctrlPr>
+            </m:sSubPr>
+            <m:e>
+              <m:r>
+                <w:rPr>
+                  <w:rFonts w:ascii="Cambria Math" w:eastAsiaTheme="minorEastAsia" w:hAnsi="Cambria Math"/>
+                </w:rPr>
+                <m:t>s</m:t>
+              </m:r>
+            </m:e>
+            <m:sub>
+              <m:r>
+                <w:rPr>
+                  <w:rFonts w:ascii="Cambria Math" w:eastAsiaTheme="minorEastAsia" w:hAnsi="Cambria Math"/>
+                </w:rPr>
+                <m:t>i</m:t>
+              </m:r>
+            </m:sub>
+          </m:sSub>
+          <m:r>
+            <w:rPr>
+              <w:rFonts w:ascii="Cambria Math" w:eastAsiaTheme="minorEastAsia" w:hAnsi="Cambria Math"/>
+            </w:rPr>
+            <m:t>+0.5</m:t>
+          </m:r>
+          <m:r>
+            <w:rPr>
+              <w:rFonts w:ascii="Cambria Math" w:eastAsiaTheme="minorEastAsia" w:hAnsi="Cambria Math"/>
+            </w:rPr>
+            <m:t>h</m:t>
+          </m:r>
+          <m:r>
+            <w:rPr>
+              <w:rFonts w:ascii="Cambria Math" w:eastAsiaTheme="minorEastAsia" w:hAnsi="Cambria Math"/>
+            </w:rPr>
+            <m:t xml:space="preserve">)= </m:t>
+          </m:r>
+          <m:d>
+            <m:dPr>
+              <m:ctrlPr>
+                <w:rPr>
+                  <w:rFonts w:ascii="Cambria Math" w:eastAsiaTheme="minorEastAsia" w:hAnsi="Cambria Math"/>
+                  <w:i/>
+                </w:rPr>
+              </m:ctrlPr>
+            </m:dPr>
+            <m:e>
+              <m:m>
+                <m:mPr>
+                  <m:mcs>
+                    <m:mc>
+                      <m:mcPr>
+                        <m:count m:val="1"/>
+                        <m:mcJc m:val="center"/>
+                      </m:mcPr>
+                    </m:mc>
+                  </m:mcs>
+                  <m:ctrlPr>
+                    <w:rPr>
+                      <w:rFonts w:ascii="Cambria Math" w:eastAsiaTheme="minorEastAsia" w:hAnsi="Cambria Math"/>
+                      <w:i/>
+                    </w:rPr>
+                  </m:ctrlPr>
+                </m:mPr>
+                <m:mr>
+                  <m:e>
+                    <m:r>
+                      <w:rPr>
+                        <w:rFonts w:ascii="Cambria Math" w:eastAsiaTheme="minorEastAsia" w:hAnsi="Cambria Math"/>
+                      </w:rPr>
+                      <m:t>x'(</m:t>
+                    </m:r>
+                    <m:sSub>
+                      <m:sSubPr>
+                        <m:ctrlPr>
+                          <w:rPr>
+                            <w:rFonts w:ascii="Cambria Math" w:eastAsiaTheme="minorEastAsia" w:hAnsi="Cambria Math"/>
+                            <w:i/>
+                          </w:rPr>
+                        </m:ctrlPr>
+                      </m:sSubPr>
+                      <m:e>
+                        <m:r>
+                          <w:rPr>
+                            <w:rFonts w:ascii="Cambria Math" w:eastAsiaTheme="minorEastAsia" w:hAnsi="Cambria Math"/>
+                          </w:rPr>
+                          <m:t>s</m:t>
+                        </m:r>
+                      </m:e>
+                      <m:sub>
+                        <m:r>
+                          <w:rPr>
+                            <w:rFonts w:ascii="Cambria Math" w:eastAsiaTheme="minorEastAsia" w:hAnsi="Cambria Math"/>
+                          </w:rPr>
+                          <m:t>i</m:t>
+                        </m:r>
+                      </m:sub>
+                    </m:sSub>
+                    <m:r>
+                      <w:rPr>
+                        <w:rFonts w:ascii="Cambria Math" w:eastAsiaTheme="minorEastAsia" w:hAnsi="Cambria Math"/>
+                        <w:color w:val="EE0000"/>
+                      </w:rPr>
+                      <m:t>+0.5</m:t>
+                    </m:r>
+                    <m:r>
+                      <w:rPr>
+                        <w:rFonts w:ascii="Cambria Math" w:eastAsiaTheme="minorEastAsia" w:hAnsi="Cambria Math"/>
+                        <w:color w:val="EE0000"/>
+                      </w:rPr>
+                      <m:t>h</m:t>
+                    </m:r>
+                    <m:r>
+                      <w:rPr>
+                        <w:rFonts w:ascii="Cambria Math" w:eastAsiaTheme="minorEastAsia" w:hAnsi="Cambria Math"/>
+                      </w:rPr>
+                      <m:t>)</m:t>
+                    </m:r>
+                  </m:e>
+                </m:mr>
+                <m:mr>
+                  <m:e>
+                    <m:r>
+                      <w:rPr>
+                        <w:rFonts w:ascii="Cambria Math" w:eastAsiaTheme="minorEastAsia" w:hAnsi="Cambria Math"/>
+                      </w:rPr>
+                      <m:t>-k</m:t>
+                    </m:r>
+                    <m:d>
+                      <m:dPr>
+                        <m:ctrlPr>
+                          <w:rPr>
+                            <w:rFonts w:ascii="Cambria Math" w:eastAsiaTheme="minorEastAsia" w:hAnsi="Cambria Math"/>
+                            <w:i/>
+                          </w:rPr>
+                        </m:ctrlPr>
+                      </m:dPr>
+                      <m:e>
+                        <m:sSub>
+                          <m:sSubPr>
+                            <m:ctrlPr>
+                              <w:rPr>
+                                <w:rFonts w:ascii="Cambria Math" w:eastAsiaTheme="minorEastAsia" w:hAnsi="Cambria Math"/>
+                                <w:i/>
+                              </w:rPr>
+                            </m:ctrlPr>
+                          </m:sSubPr>
+                          <m:e>
+                            <m:r>
+                              <w:rPr>
+                                <w:rFonts w:ascii="Cambria Math" w:eastAsiaTheme="minorEastAsia" w:hAnsi="Cambria Math"/>
+                              </w:rPr>
+                              <m:t>s</m:t>
+                            </m:r>
+                          </m:e>
+                          <m:sub>
+                            <m:r>
+                              <w:rPr>
+                                <w:rFonts w:ascii="Cambria Math" w:eastAsiaTheme="minorEastAsia" w:hAnsi="Cambria Math"/>
+                              </w:rPr>
+                              <m:t>i</m:t>
+                            </m:r>
+                          </m:sub>
+                        </m:sSub>
+                        <m:r>
+                          <w:rPr>
+                            <w:rFonts w:ascii="Cambria Math" w:eastAsiaTheme="minorEastAsia" w:hAnsi="Cambria Math"/>
+                            <w:color w:val="EE0000"/>
+                          </w:rPr>
+                          <m:t>+0.5</m:t>
+                        </m:r>
+                        <m:r>
+                          <w:rPr>
+                            <w:rFonts w:ascii="Cambria Math" w:eastAsiaTheme="minorEastAsia" w:hAnsi="Cambria Math"/>
+                            <w:color w:val="EE0000"/>
+                          </w:rPr>
+                          <m:t>h</m:t>
+                        </m:r>
+                      </m:e>
+                    </m:d>
+                    <m:r>
+                      <w:rPr>
+                        <w:rFonts w:ascii="Cambria Math" w:eastAsiaTheme="minorEastAsia" w:hAnsi="Cambria Math"/>
+                      </w:rPr>
+                      <m:t>x(</m:t>
+                    </m:r>
+                    <m:sSub>
+                      <m:sSubPr>
+                        <m:ctrlPr>
+                          <w:rPr>
+                            <w:rFonts w:ascii="Cambria Math" w:eastAsiaTheme="minorEastAsia" w:hAnsi="Cambria Math"/>
+                            <w:i/>
+                          </w:rPr>
+                        </m:ctrlPr>
+                      </m:sSubPr>
+                      <m:e>
+                        <m:r>
+                          <w:rPr>
+                            <w:rFonts w:ascii="Cambria Math" w:eastAsiaTheme="minorEastAsia" w:hAnsi="Cambria Math"/>
+                          </w:rPr>
+                          <m:t>s</m:t>
+                        </m:r>
+                      </m:e>
+                      <m:sub>
+                        <m:r>
+                          <w:rPr>
+                            <w:rFonts w:ascii="Cambria Math" w:eastAsiaTheme="minorEastAsia" w:hAnsi="Cambria Math"/>
+                          </w:rPr>
+                          <m:t>i</m:t>
+                        </m:r>
+                      </m:sub>
+                    </m:sSub>
+                    <m:r>
+                      <w:rPr>
+                        <w:rFonts w:ascii="Cambria Math" w:eastAsiaTheme="minorEastAsia" w:hAnsi="Cambria Math"/>
+                        <w:color w:val="EE0000"/>
+                      </w:rPr>
+                      <m:t>+0.5</m:t>
+                    </m:r>
+                    <m:r>
+                      <w:rPr>
+                        <w:rFonts w:ascii="Cambria Math" w:eastAsiaTheme="minorEastAsia" w:hAnsi="Cambria Math"/>
+                        <w:color w:val="EE0000"/>
+                      </w:rPr>
+                      <m:t>h</m:t>
+                    </m:r>
+                    <m:r>
+                      <w:rPr>
+                        <w:rFonts w:ascii="Cambria Math" w:eastAsiaTheme="minorEastAsia" w:hAnsi="Cambria Math"/>
+                      </w:rPr>
+                      <m:t>)</m:t>
+                    </m:r>
+                  </m:e>
+                </m:mr>
+              </m:m>
+            </m:e>
+          </m:d>
+        </m:oMath>
+      </m:oMathPara>
+    </w:p>
+    <w:p>
+      <w:pPr>
+        <w:jc w:val="both"/>
+        <w:rPr>
+          <w:rFonts w:eastAsiaTheme="minorEastAsia"/>
+        </w:rPr>
+      </w:pPr>
+      <m:oMathPara>
+        <m:oMath>
+          <m:r>
+            <w:rPr>
+              <w:rFonts w:ascii="Cambria Math" w:eastAsiaTheme="minorEastAsia" w:hAnsi="Cambria Math"/>
+            </w:rPr>
+            <m:t>f(</m:t>
+          </m:r>
+          <m:sSub>
+            <m:sSubPr>
+              <m:ctrlPr>
+                <w:rPr>
+                  <w:rFonts w:ascii="Cambria Math" w:eastAsiaTheme="minorEastAsia" w:hAnsi="Cambria Math"/>
+                  <w:i/>
+                </w:rPr>
+              </m:ctrlPr>
+            </m:sSubPr>
+            <m:e>
+              <m:r>
+                <w:rPr>
+                  <w:rFonts w:ascii="Cambria Math" w:eastAsiaTheme="minorEastAsia" w:hAnsi="Cambria Math"/>
+                </w:rPr>
+                <m:t>s</m:t>
+              </m:r>
+            </m:e>
+            <m:sub>
+              <m:r>
+                <w:rPr>
+                  <w:rFonts w:ascii="Cambria Math" w:eastAsiaTheme="minorEastAsia" w:hAnsi="Cambria Math"/>
+                </w:rPr>
+                <m:t>i</m:t>
+              </m:r>
+              <m:r>
+                <w:rPr>
+                  <w:rFonts w:ascii="Cambria Math" w:eastAsiaTheme="minorEastAsia" w:hAnsi="Cambria Math"/>
+                </w:rPr>
+                <m:t>+1</m:t>
+              </m:r>
+            </m:sub>
+          </m:sSub>
+          <m:r>
+            <w:rPr>
+              <w:rFonts w:ascii="Cambria Math" w:eastAsiaTheme="minorEastAsia" w:hAnsi="Cambria Math"/>
+            </w:rPr>
+            <m:t xml:space="preserve">)= </m:t>
+          </m:r>
+          <m:d>
+            <m:dPr>
+              <m:ctrlPr>
+                <w:rPr>
+                  <w:rFonts w:ascii="Cambria Math" w:eastAsiaTheme="minorEastAsia" w:hAnsi="Cambria Math"/>
+                  <w:i/>
+                </w:rPr>
+              </m:ctrlPr>
+            </m:dPr>
+            <m:e>
+              <m:m>
+                <m:mPr>
+                  <m:mcs>
+                    <m:mc>
+                      <m:mcPr>
+                        <m:count m:val="1"/>
+                        <m:mcJc m:val="center"/>
+                      </m:mcPr>
+                    </m:mc>
+                  </m:mcs>
+                  <m:ctrlPr>
+                    <w:rPr>
+                      <w:rFonts w:ascii="Cambria Math" w:eastAsiaTheme="minorEastAsia" w:hAnsi="Cambria Math"/>
+                      <w:i/>
+                    </w:rPr>
+                  </m:ctrlPr>
+                </m:mPr>
+                <m:mr>
+                  <m:e>
+                    <m:r>
+                      <w:rPr>
+                        <w:rFonts w:ascii="Cambria Math" w:eastAsiaTheme="minorEastAsia" w:hAnsi="Cambria Math"/>
+                      </w:rPr>
+                      <m:t>x'(</m:t>
+                    </m:r>
+                    <m:sSub>
+                      <m:sSubPr>
+                        <m:ctrlPr>
+                          <w:rPr>
+                            <w:rFonts w:ascii="Cambria Math" w:eastAsiaTheme="minorEastAsia" w:hAnsi="Cambria Math"/>
+                            <w:i/>
+                          </w:rPr>
+                        </m:ctrlPr>
+                      </m:sSubPr>
+                      <m:e>
+                        <m:r>
+                          <w:rPr>
+                            <w:rFonts w:ascii="Cambria Math" w:eastAsiaTheme="minorEastAsia" w:hAnsi="Cambria Math"/>
+                          </w:rPr>
+                          <m:t>s</m:t>
+                        </m:r>
+                      </m:e>
+                      <m:sub>
+                        <m:r>
+                          <w:rPr>
+                            <w:rFonts w:ascii="Cambria Math" w:eastAsiaTheme="minorEastAsia" w:hAnsi="Cambria Math"/>
+                          </w:rPr>
+                          <m:t>i</m:t>
+                        </m:r>
+                        <m:r>
+                          <w:rPr>
+                            <w:rFonts w:ascii="Cambria Math" w:eastAsiaTheme="minorEastAsia" w:hAnsi="Cambria Math"/>
+                          </w:rPr>
+                          <m:t>+1</m:t>
+                        </m:r>
+                      </m:sub>
+                    </m:sSub>
+                    <m:r>
+                      <w:rPr>
+                        <w:rFonts w:ascii="Cambria Math" w:eastAsiaTheme="minorEastAsia" w:hAnsi="Cambria Math"/>
+                      </w:rPr>
+                      <m:t>)</m:t>
+                    </m:r>
+                  </m:e>
+                </m:mr>
+                <m:mr>
+                  <m:e>
+                    <m:r>
+                      <w:rPr>
+                        <w:rFonts w:ascii="Cambria Math" w:eastAsiaTheme="minorEastAsia" w:hAnsi="Cambria Math"/>
+                      </w:rPr>
+                      <m:t>-k</m:t>
+                    </m:r>
+                    <m:d>
+                      <m:dPr>
+                        <m:ctrlPr>
+                          <w:rPr>
+                            <w:rFonts w:ascii="Cambria Math" w:eastAsiaTheme="minorEastAsia" w:hAnsi="Cambria Math"/>
+                            <w:i/>
+                          </w:rPr>
+                        </m:ctrlPr>
+                      </m:dPr>
+                      <m:e>
+                        <m:sSub>
+                          <m:sSubPr>
+                            <m:ctrlPr>
+                              <w:rPr>
+                                <w:rFonts w:ascii="Cambria Math" w:eastAsiaTheme="minorEastAsia" w:hAnsi="Cambria Math"/>
+                                <w:i/>
+                              </w:rPr>
+                            </m:ctrlPr>
+                          </m:sSubPr>
+                          <m:e>
+                            <m:r>
+                              <w:rPr>
+                                <w:rFonts w:ascii="Cambria Math" w:eastAsiaTheme="minorEastAsia" w:hAnsi="Cambria Math"/>
+                              </w:rPr>
+                              <m:t>s</m:t>
+                            </m:r>
+                          </m:e>
+                          <m:sub>
+                            <m:r>
+                              <w:rPr>
+                                <w:rFonts w:ascii="Cambria Math" w:eastAsiaTheme="minorEastAsia" w:hAnsi="Cambria Math"/>
+                              </w:rPr>
+                              <m:t>i</m:t>
+                            </m:r>
+                            <m:r>
+                              <w:rPr>
+                                <w:rFonts w:ascii="Cambria Math" w:eastAsiaTheme="minorEastAsia" w:hAnsi="Cambria Math"/>
+                              </w:rPr>
+                              <m:t>+1</m:t>
+                            </m:r>
+                          </m:sub>
+                        </m:sSub>
+                      </m:e>
+                    </m:d>
+                    <m:r>
+                      <w:rPr>
+                        <w:rFonts w:ascii="Cambria Math" w:eastAsiaTheme="minorEastAsia" w:hAnsi="Cambria Math"/>
+                      </w:rPr>
+                      <m:t>x(</m:t>
+                    </m:r>
+                    <m:sSub>
+                      <m:sSubPr>
+                        <m:ctrlPr>
+                          <w:rPr>
+                            <w:rFonts w:ascii="Cambria Math" w:eastAsiaTheme="minorEastAsia" w:hAnsi="Cambria Math"/>
+                            <w:i/>
+                          </w:rPr>
+                        </m:ctrlPr>
+                      </m:sSubPr>
+                      <m:e>
+                        <m:r>
+                          <w:rPr>
+                            <w:rFonts w:ascii="Cambria Math" w:eastAsiaTheme="minorEastAsia" w:hAnsi="Cambria Math"/>
+                          </w:rPr>
+                          <m:t>s</m:t>
+                        </m:r>
+                      </m:e>
+                      <m:sub>
+                        <m:r>
+                          <w:rPr>
+                            <w:rFonts w:ascii="Cambria Math" w:eastAsiaTheme="minorEastAsia" w:hAnsi="Cambria Math"/>
+                          </w:rPr>
+                          <m:t>i</m:t>
+                        </m:r>
+                        <m:r>
+                          <w:rPr>
+                            <w:rFonts w:ascii="Cambria Math" w:eastAsiaTheme="minorEastAsia" w:hAnsi="Cambria Math"/>
+                          </w:rPr>
+                          <m:t>+1</m:t>
+                        </m:r>
+                      </m:sub>
+                    </m:sSub>
+                    <m:r>
+                      <w:rPr>
+                        <w:rFonts w:ascii="Cambria Math" w:eastAsiaTheme="minorEastAsia" w:hAnsi="Cambria Math"/>
+                      </w:rPr>
+                      <m:t>)</m:t>
+                    </m:r>
+                  </m:e>
+                </m:mr>
+              </m:m>
+            </m:e>
+          </m:d>
+        </m:oMath>
+      </m:oMathPara>
+    </w:p>
+    <w:p>
+      <w:pPr>
+        <w:jc w:val="both"/>
+        <w:rPr>
+          <w:rFonts w:eastAsiaTheme="minorEastAsia"/>
+        </w:rPr>
+      </w:pPr>
+      <w:r>
+        <w:rPr>
+          <w:rFonts w:eastAsiaTheme="minorEastAsia"/>
+        </w:rPr>
+        <w:t xml:space="preserve">La evaluación en el punto medio queda como reto, se propone realizar una interpolación lineal </w:t>
+      </w:r>
+    </w:p>
+    <w:p>
+      <w:pPr>
+        <w:jc w:val="both"/>
+        <w:rPr>
+          <w:rFonts w:eastAsiaTheme="minorEastAsia"/>
+        </w:rPr>
+      </w:pPr>
+      <m:oMathPara>
+        <m:oMath>
+          <m:r>
+            <w:rPr>
+              <w:rFonts w:ascii="Cambria Math" w:eastAsiaTheme="minorEastAsia" w:hAnsi="Cambria Math"/>
+            </w:rPr>
+            <m:t>ξ</m:t>
+          </m:r>
+          <m:d>
+            <m:dPr>
+              <m:ctrlPr>
+                <w:rPr>
+                  <w:rFonts w:ascii="Cambria Math" w:eastAsiaTheme="minorEastAsia" w:hAnsi="Cambria Math"/>
+                  <w:i/>
+                </w:rPr>
+              </m:ctrlPr>
+            </m:dPr>
+            <m:e>
+              <m:sSub>
+                <m:sSubPr>
+                  <m:ctrlPr>
+                    <w:rPr>
+                      <w:rFonts w:ascii="Cambria Math" w:eastAsiaTheme="minorEastAsia" w:hAnsi="Cambria Math"/>
+                      <w:i/>
+                    </w:rPr>
+                  </m:ctrlPr>
+                </m:sSubPr>
+                <m:e>
+                  <m:r>
+                    <w:rPr>
+                      <w:rFonts w:ascii="Cambria Math" w:eastAsiaTheme="minorEastAsia" w:hAnsi="Cambria Math"/>
+                    </w:rPr>
+                    <m:t>s</m:t>
+                  </m:r>
+                </m:e>
+                <m:sub>
+                  <m:r>
+                    <w:rPr>
+                      <w:rFonts w:ascii="Cambria Math" w:eastAsiaTheme="minorEastAsia" w:hAnsi="Cambria Math"/>
+                    </w:rPr>
+                    <m:t>i</m:t>
+                  </m:r>
+                </m:sub>
+              </m:sSub>
+              <m:r>
+                <w:rPr>
+                  <w:rFonts w:ascii="Cambria Math" w:eastAsiaTheme="minorEastAsia" w:hAnsi="Cambria Math"/>
+                </w:rPr>
+                <m:t>+0.5</m:t>
+              </m:r>
+              <m:r>
+                <w:rPr>
+                  <w:rFonts w:ascii="Cambria Math" w:eastAsiaTheme="minorEastAsia" w:hAnsi="Cambria Math"/>
+                </w:rPr>
+                <m:t>h</m:t>
+              </m:r>
+            </m:e>
+          </m:d>
+          <m:r>
+            <w:rPr>
+              <w:rFonts w:ascii="Cambria Math" w:eastAsiaTheme="minorEastAsia" w:hAnsi="Cambria Math"/>
+            </w:rPr>
+            <m:t>=</m:t>
+          </m:r>
+          <m:r>
+            <w:rPr>
+              <w:rFonts w:ascii="Cambria Math" w:eastAsiaTheme="minorEastAsia" w:hAnsi="Cambria Math"/>
+            </w:rPr>
+            <m:t>ξ</m:t>
+          </m:r>
+          <m:d>
+            <m:dPr>
+              <m:ctrlPr>
+                <w:rPr>
+                  <w:rFonts w:ascii="Cambria Math" w:eastAsiaTheme="minorEastAsia" w:hAnsi="Cambria Math"/>
+                  <w:i/>
+                </w:rPr>
+              </m:ctrlPr>
+            </m:dPr>
+            <m:e>
+              <m:sSub>
+                <m:sSubPr>
+                  <m:ctrlPr>
+                    <w:rPr>
+                      <w:rFonts w:ascii="Cambria Math" w:eastAsiaTheme="minorEastAsia" w:hAnsi="Cambria Math"/>
+                      <w:i/>
+                    </w:rPr>
+                  </m:ctrlPr>
+                </m:sSubPr>
+                <m:e>
+                  <m:r>
+                    <w:rPr>
+                      <w:rFonts w:ascii="Cambria Math" w:eastAsiaTheme="minorEastAsia" w:hAnsi="Cambria Math"/>
+                    </w:rPr>
+                    <m:t>s</m:t>
+                  </m:r>
+                </m:e>
+                <m:sub>
+                  <m:r>
+                    <w:rPr>
+                      <w:rFonts w:ascii="Cambria Math" w:eastAsiaTheme="minorEastAsia" w:hAnsi="Cambria Math"/>
+                    </w:rPr>
+                    <m:t>i</m:t>
+                  </m:r>
+                </m:sub>
+              </m:sSub>
+            </m:e>
+          </m:d>
+          <m:r>
+            <w:rPr>
+              <w:rFonts w:ascii="Cambria Math" w:eastAsiaTheme="minorEastAsia" w:hAnsi="Cambria Math"/>
+            </w:rPr>
+            <m:t xml:space="preserve">+ </m:t>
+          </m:r>
+          <m:f>
+            <m:fPr>
+              <m:ctrlPr>
+                <w:rPr>
+                  <w:rFonts w:ascii="Cambria Math" w:eastAsiaTheme="minorEastAsia" w:hAnsi="Cambria Math"/>
+                  <w:i/>
+                </w:rPr>
+              </m:ctrlPr>
+            </m:fPr>
+            <m:num>
+              <m:r>
+                <w:rPr>
+                  <w:rFonts w:ascii="Cambria Math" w:eastAsiaTheme="minorEastAsia" w:hAnsi="Cambria Math"/>
+                </w:rPr>
+                <m:t>ξ</m:t>
+              </m:r>
+              <m:d>
+                <m:dPr>
+                  <m:ctrlPr>
+                    <w:rPr>
+                      <w:rFonts w:ascii="Cambria Math" w:eastAsiaTheme="minorEastAsia" w:hAnsi="Cambria Math"/>
+                      <w:i/>
+                    </w:rPr>
+                  </m:ctrlPr>
+                </m:dPr>
+                <m:e>
+                  <m:sSub>
+                    <m:sSubPr>
+                      <m:ctrlPr>
+                        <w:rPr>
+                          <w:rFonts w:ascii="Cambria Math" w:eastAsiaTheme="minorEastAsia" w:hAnsi="Cambria Math"/>
+                          <w:i/>
+                        </w:rPr>
+                      </m:ctrlPr>
+                    </m:sSubPr>
+                    <m:e>
+                      <m:r>
+                        <w:rPr>
+                          <w:rFonts w:ascii="Cambria Math" w:eastAsiaTheme="minorEastAsia" w:hAnsi="Cambria Math"/>
+                        </w:rPr>
+                        <m:t>s</m:t>
+                      </m:r>
+                    </m:e>
+                    <m:sub>
+                      <m:r>
+                        <w:rPr>
+                          <w:rFonts w:ascii="Cambria Math" w:eastAsiaTheme="minorEastAsia" w:hAnsi="Cambria Math"/>
+                        </w:rPr>
+                        <m:t>i+1</m:t>
+                      </m:r>
+                    </m:sub>
+                  </m:sSub>
+                </m:e>
+              </m:d>
+              <m:r>
+                <w:rPr>
+                  <w:rFonts w:ascii="Cambria Math" w:eastAsiaTheme="minorEastAsia" w:hAnsi="Cambria Math"/>
+                </w:rPr>
+                <m:t>-ξ(</m:t>
+              </m:r>
+              <m:sSub>
+                <m:sSubPr>
+                  <m:ctrlPr>
+                    <w:rPr>
+                      <w:rFonts w:ascii="Cambria Math" w:eastAsiaTheme="minorEastAsia" w:hAnsi="Cambria Math"/>
+                      <w:i/>
+                    </w:rPr>
+                  </m:ctrlPr>
+                </m:sSubPr>
+                <m:e>
+                  <m:r>
+                    <w:rPr>
+                      <w:rFonts w:ascii="Cambria Math" w:eastAsiaTheme="minorEastAsia" w:hAnsi="Cambria Math"/>
+                    </w:rPr>
+                    <m:t>s</m:t>
+                  </m:r>
+                </m:e>
+                <m:sub>
+                  <m:r>
+                    <w:rPr>
+                      <w:rFonts w:ascii="Cambria Math" w:eastAsiaTheme="minorEastAsia" w:hAnsi="Cambria Math"/>
+                    </w:rPr>
+                    <m:t>i</m:t>
+                  </m:r>
+                </m:sub>
+              </m:sSub>
+              <m:r>
+                <w:rPr>
+                  <w:rFonts w:ascii="Cambria Math" w:eastAsiaTheme="minorEastAsia" w:hAnsi="Cambria Math"/>
+                </w:rPr>
+                <m:t>)</m:t>
+              </m:r>
+            </m:num>
+            <m:den>
+              <m:r>
+                <w:rPr>
+                  <w:rFonts w:ascii="Cambria Math" w:eastAsiaTheme="minorEastAsia" w:hAnsi="Cambria Math"/>
+                </w:rPr>
+                <m:t>2</m:t>
+              </m:r>
+            </m:den>
+          </m:f>
+          <m:r>
+            <w:rPr>
+              <w:rFonts w:ascii="Cambria Math" w:eastAsiaTheme="minorEastAsia" w:hAnsi="Cambria Math"/>
+            </w:rPr>
+            <m:t>=</m:t>
+          </m:r>
+          <m:f>
+            <m:fPr>
+              <m:ctrlPr>
+                <w:rPr>
+                  <w:rFonts w:ascii="Cambria Math" w:eastAsiaTheme="minorEastAsia" w:hAnsi="Cambria Math"/>
+                  <w:i/>
+                </w:rPr>
+              </m:ctrlPr>
+            </m:fPr>
+            <m:num>
+              <m:r>
+                <w:rPr>
+                  <w:rFonts w:ascii="Cambria Math" w:eastAsiaTheme="minorEastAsia" w:hAnsi="Cambria Math"/>
+                </w:rPr>
+                <m:t>ξ</m:t>
+              </m:r>
+              <m:d>
+                <m:dPr>
+                  <m:ctrlPr>
+                    <w:rPr>
+                      <w:rFonts w:ascii="Cambria Math" w:eastAsiaTheme="minorEastAsia" w:hAnsi="Cambria Math"/>
+                      <w:i/>
+                    </w:rPr>
+                  </m:ctrlPr>
+                </m:dPr>
+                <m:e>
+                  <m:sSub>
+                    <m:sSubPr>
+                      <m:ctrlPr>
+                        <w:rPr>
+                          <w:rFonts w:ascii="Cambria Math" w:eastAsiaTheme="minorEastAsia" w:hAnsi="Cambria Math"/>
+                          <w:i/>
+                        </w:rPr>
+                      </m:ctrlPr>
+                    </m:sSubPr>
+                    <m:e>
+                      <m:r>
+                        <w:rPr>
+                          <w:rFonts w:ascii="Cambria Math" w:eastAsiaTheme="minorEastAsia" w:hAnsi="Cambria Math"/>
+                        </w:rPr>
+                        <m:t>s</m:t>
+                      </m:r>
+                    </m:e>
+                    <m:sub>
+                      <m:r>
+                        <w:rPr>
+                          <w:rFonts w:ascii="Cambria Math" w:eastAsiaTheme="minorEastAsia" w:hAnsi="Cambria Math"/>
+                        </w:rPr>
+                        <m:t>i+1</m:t>
+                      </m:r>
+                    </m:sub>
+                  </m:sSub>
+                </m:e>
+              </m:d>
+              <m:r>
+                <w:rPr>
+                  <w:rFonts w:ascii="Cambria Math" w:eastAsiaTheme="minorEastAsia" w:hAnsi="Cambria Math"/>
+                </w:rPr>
+                <m:t>+</m:t>
+              </m:r>
+              <m:r>
+                <w:rPr>
+                  <w:rFonts w:ascii="Cambria Math" w:eastAsiaTheme="minorEastAsia" w:hAnsi="Cambria Math"/>
+                </w:rPr>
+                <m:t>ξ(</m:t>
+              </m:r>
+              <m:sSub>
+                <m:sSubPr>
+                  <m:ctrlPr>
+                    <w:rPr>
+                      <w:rFonts w:ascii="Cambria Math" w:eastAsiaTheme="minorEastAsia" w:hAnsi="Cambria Math"/>
+                      <w:i/>
+                    </w:rPr>
+                  </m:ctrlPr>
+                </m:sSubPr>
+                <m:e>
+                  <m:r>
+                    <w:rPr>
+                      <w:rFonts w:ascii="Cambria Math" w:eastAsiaTheme="minorEastAsia" w:hAnsi="Cambria Math"/>
+                    </w:rPr>
+                    <m:t>s</m:t>
+                  </m:r>
+                </m:e>
+                <m:sub>
+                  <m:r>
+                    <w:rPr>
+                      <w:rFonts w:ascii="Cambria Math" w:eastAsiaTheme="minorEastAsia" w:hAnsi="Cambria Math"/>
+                    </w:rPr>
+                    <m:t>i</m:t>
+                  </m:r>
+                </m:sub>
+              </m:sSub>
+              <m:r>
+                <w:rPr>
+                  <w:rFonts w:ascii="Cambria Math" w:eastAsiaTheme="minorEastAsia" w:hAnsi="Cambria Math"/>
+                </w:rPr>
+                <m:t>)</m:t>
+              </m:r>
+            </m:num>
+            <m:den>
+              <m:r>
+                <w:rPr>
+                  <w:rFonts w:ascii="Cambria Math" w:eastAsiaTheme="minorEastAsia" w:hAnsi="Cambria Math"/>
+                </w:rPr>
+                <m:t>2</m:t>
+              </m:r>
+            </m:den>
+          </m:f>
+          <m:r>
+            <w:rPr>
+              <w:rFonts w:ascii="Cambria Math" w:eastAsiaTheme="minorEastAsia" w:hAnsi="Cambria Math"/>
+            </w:rPr>
+            <m:t xml:space="preserve"> </m:t>
+          </m:r>
+        </m:oMath>
+      </m:oMathPara>
+    </w:p>
+    <w:p>
+      <w:pPr>
+        <w:jc w:val="both"/>
+        <w:rPr>
+          <w:rFonts w:eastAsiaTheme="minorEastAsia"/>
+        </w:rPr>
+      </w:pPr>
+      <w:r>
+        <w:rPr>
+          <w:rFonts w:eastAsiaTheme="minorEastAsia"/>
+        </w:rPr>
+        <w:t>Explorar distintas opciones, discutir y proponer</w:t>
+      </w:r>
+    </w:p>
+    <w:p>
+      <w:pPr>
+        <w:jc w:val="both"/>
+        <w:rPr>
+          <w:rFonts w:eastAsiaTheme="minorEastAsia"/>
+          <w:u w:val="single"/>
+        </w:rPr>
+      </w:pPr>
+      <w:r>
+        <w:rPr>
+          <w:rFonts w:eastAsiaTheme="minorEastAsia"/>
+          <w:u w:val="single"/>
+        </w:rPr>
+        <w:t>Parte 3: Propuesta de trabajo para la siguiente sesión:</w:t>
+      </w:r>
+    </w:p>
+    <w:p>
+      <w:pPr>
+        <w:jc w:val="both"/>
+        <w:rPr>
+          <w:rFonts w:eastAsiaTheme="minorEastAsia"/>
+        </w:rPr>
+      </w:pPr>
+      <w:r>
+        <w:rPr>
+          <w:rFonts w:eastAsiaTheme="minorEastAsia"/>
+        </w:rPr>
+        <w:t>Se mantienen los ítems de la sesión anterior</w:t>
+      </w:r>
+    </w:p>
+    <w:p>
+      <w:pPr>
+        <w:pStyle w:val="Prrafodelista"/>
+        <w:numPr>
+          <w:ilvl w:val="0"/>
+          <w:numId w:val="7"/>
+        </w:numPr>
+        <w:jc w:val="both"/>
+        <w:rPr>
+          <w:rFonts w:eastAsiaTheme="minorEastAsia"/>
+        </w:rPr>
+      </w:pPr>
+      <w:r>
+        <w:rPr>
+          <w:rFonts w:eastAsiaTheme="minorEastAsia"/>
+        </w:rPr>
+        <w:t>Pseudocódigo con f correspondiente a Hills</w:t>
+      </w:r>
+    </w:p>
+    <w:p>
+      <w:pPr>
+        <w:pStyle w:val="Prrafodelista"/>
+        <w:numPr>
+          <w:ilvl w:val="0"/>
+          <w:numId w:val="7"/>
+        </w:numPr>
+        <w:jc w:val="both"/>
+        <w:rPr>
+          <w:rFonts w:eastAsiaTheme="minorEastAsia"/>
+        </w:rPr>
+      </w:pPr>
+      <w:r>
+        <w:rPr>
+          <w:rFonts w:eastAsiaTheme="minorEastAsia"/>
+        </w:rPr>
+        <w:t>Terminar solve_hills function</w:t>
+      </w:r>
+    </w:p>
+    <w:p>
+      <w:pPr>
+        <w:pStyle w:val="Prrafodelista"/>
+        <w:numPr>
+          <w:ilvl w:val="0"/>
+          <w:numId w:val="7"/>
+        </w:numPr>
+        <w:jc w:val="both"/>
+        <w:rPr>
+          <w:rFonts w:eastAsiaTheme="minorEastAsia"/>
+        </w:rPr>
+      </w:pPr>
+      <w:r>
+        <w:rPr>
+          <w:rFonts w:eastAsiaTheme="minorEastAsia"/>
+        </w:rPr>
+        <w:t>Plots, pruebas para k_vectors distintos</w:t>
+      </w:r>
+      <w:r>
+        <w:rPr>
+          <w:rFonts w:eastAsiaTheme="minorEastAsia"/>
+        </w:rPr>
+        <w:t xml:space="preserve">: </w:t>
+      </w:r>
+      <m:oMath>
+        <m:r>
+          <w:rPr>
+            <w:rFonts w:ascii="Cambria Math" w:eastAsiaTheme="minorEastAsia" w:hAnsi="Cambria Math"/>
+          </w:rPr>
+          <m:t>k(s) = s; k(s) = cos(s); k(s) =</m:t>
+        </m:r>
+      </m:oMath>
+      <w:r>
+        <w:rPr>
+          <w:rFonts w:eastAsiaTheme="minorEastAsia"/>
+        </w:rPr>
+        <w:t xml:space="preserve"> </w:t>
+      </w:r>
+      <m:oMath>
+        <m:rad>
+          <m:radPr>
+            <m:degHide m:val="1"/>
+            <m:ctrlPr>
+              <w:rPr>
+                <w:rFonts w:ascii="Cambria Math" w:eastAsiaTheme="minorEastAsia" w:hAnsi="Cambria Math"/>
+                <w:i/>
+              </w:rPr>
+            </m:ctrlPr>
+          </m:radPr>
+          <m:deg/>
+          <m:e>
+            <m:r>
+              <w:rPr>
+                <w:rFonts w:ascii="Cambria Math" w:eastAsiaTheme="minorEastAsia" w:hAnsi="Cambria Math"/>
+              </w:rPr>
+              <m:t>3</m:t>
+            </m:r>
+          </m:e>
+        </m:rad>
+        <m:func>
+          <m:funcPr>
+            <m:ctrlPr>
+              <w:rPr>
+                <w:rFonts w:ascii="Cambria Math" w:eastAsiaTheme="minorEastAsia" w:hAnsi="Cambria Math"/>
+                <w:i/>
+              </w:rPr>
+            </m:ctrlPr>
+          </m:funcPr>
+          <m:fName>
+            <m:r>
+              <m:rPr>
+                <m:sty m:val="p"/>
+              </m:rPr>
+              <w:rPr>
+                <w:rFonts w:ascii="Cambria Math" w:eastAsiaTheme="minorEastAsia" w:hAnsi="Cambria Math"/>
+              </w:rPr>
+              <m:t>cos</m:t>
+            </m:r>
+          </m:fName>
+          <m:e>
+            <m:d>
+              <m:dPr>
+                <m:ctrlPr>
+                  <w:rPr>
+                    <w:rFonts w:ascii="Cambria Math" w:eastAsiaTheme="minorEastAsia" w:hAnsi="Cambria Math"/>
+                    <w:i/>
+                  </w:rPr>
+                </m:ctrlPr>
+              </m:dPr>
+              <m:e>
+                <m:rad>
+                  <m:radPr>
+                    <m:degHide m:val="1"/>
+                    <m:ctrlPr>
+                      <w:rPr>
+                        <w:rFonts w:ascii="Cambria Math" w:eastAsiaTheme="minorEastAsia" w:hAnsi="Cambria Math"/>
+                        <w:i/>
+                      </w:rPr>
+                    </m:ctrlPr>
+                  </m:radPr>
+                  <m:deg/>
+                  <m:e>
+                    <m:r>
+                      <w:rPr>
+                        <w:rFonts w:ascii="Cambria Math" w:eastAsiaTheme="minorEastAsia" w:hAnsi="Cambria Math"/>
+                      </w:rPr>
+                      <m:t>2</m:t>
+                    </m:r>
+                  </m:e>
+                </m:rad>
+                <m:r>
+                  <w:rPr>
+                    <w:rFonts w:ascii="Cambria Math" w:eastAsiaTheme="minorEastAsia" w:hAnsi="Cambria Math"/>
+                  </w:rPr>
+                  <m:t>s</m:t>
+                </m:r>
+              </m:e>
+            </m:d>
+          </m:e>
+        </m:func>
+      </m:oMath>
+    </w:p>
+    <w:p>
+      <w:pPr>
+        <w:pStyle w:val="Prrafodelista"/>
+        <w:numPr>
+          <w:ilvl w:val="0"/>
+          <w:numId w:val="7"/>
+        </w:numPr>
+        <w:jc w:val="both"/>
+        <w:rPr>
+          <w:rFonts w:eastAsiaTheme="minorEastAsia"/>
+        </w:rPr>
+      </w:pPr>
+      <w:proofErr w:type="gramStart"/>
+      <w:r>
+        <w:rPr>
+          <w:rFonts w:eastAsiaTheme="minorEastAsia"/>
+        </w:rPr>
+        <w:t>Estabilidad numérica?</w:t>
+      </w:r>
+      <w:proofErr w:type="gramEnd"/>
+    </w:p>
+    <w:p>
+      <w:pPr>
+        <w:ind w:left="360"/>
+        <w:jc w:val="both"/>
+        <w:rPr>
+          <w:rFonts w:eastAsiaTheme="minorEastAsia"/>
+        </w:rPr>
+      </w:pPr>
+      <w:r>
+        <w:rPr>
+          <w:rFonts w:eastAsiaTheme="minorEastAsia"/>
+        </w:rPr>
+        <w:t>Si tiempo extra, se puede escribir en latex el oscilador armónico.</w:t>
+      </w:r>
+    </w:p>
+    <w:p>
+      <w:pPr>
+        <w:jc w:val="both"/>
+        <w:rPr>
+          <w:rFonts w:eastAsiaTheme="minorEastAsia"/>
+        </w:rPr>
+      </w:pPr>
     </w:p>
     <w:p>
       <w:pPr>
@@ -2659,7 +4090,7 @@
   <w:abstractNum w:abstractNumId="1" w15:restartNumberingAfterBreak="0">
     <w:nsid w:val="125F69D7"/>
     <w:multiLevelType w:val="hybridMultilevel"/>
-    <w:tmpl w:val="511CFF8E"/>
+    <w:tmpl w:val="68E0C200"/>
     <w:lvl w:ilvl="0" w:tplc="0C0A000F">
       <w:start w:val="1"/>
       <w:numFmt w:val="decimal"/>
@@ -2743,6 +4174,95 @@
     </w:lvl>
   </w:abstractNum>
   <w:abstractNum w:abstractNumId="2" w15:restartNumberingAfterBreak="0">
+    <w:nsid w:val="16B258FC"/>
+    <w:multiLevelType w:val="hybridMultilevel"/>
+    <w:tmpl w:val="F3F8321C"/>
+    <w:lvl w:ilvl="0" w:tplc="0136C338">
+      <w:start w:val="1"/>
+      <w:numFmt w:val="decimal"/>
+      <w:lvlText w:val="%1."/>
+      <w:lvlJc w:val="left"/>
+      <w:pPr>
+        <w:ind w:left="720" w:hanging="360"/>
+      </w:pPr>
+      <w:rPr>
+        <w:rFonts w:hint="default"/>
+      </w:rPr>
+    </w:lvl>
+    <w:lvl w:ilvl="1" w:tplc="0C0A0019" w:tentative="1">
+      <w:start w:val="1"/>
+      <w:numFmt w:val="lowerLetter"/>
+      <w:lvlText w:val="%2."/>
+      <w:lvlJc w:val="left"/>
+      <w:pPr>
+        <w:ind w:left="1440" w:hanging="360"/>
+      </w:pPr>
+    </w:lvl>
+    <w:lvl w:ilvl="2" w:tplc="0C0A001B" w:tentative="1">
+      <w:start w:val="1"/>
+      <w:numFmt w:val="lowerRoman"/>
+      <w:lvlText w:val="%3."/>
+      <w:lvlJc w:val="right"/>
+      <w:pPr>
+        <w:ind w:left="2160" w:hanging="180"/>
+      </w:pPr>
+    </w:lvl>
+    <w:lvl w:ilvl="3" w:tplc="0C0A000F" w:tentative="1">
+      <w:start w:val="1"/>
+      <w:numFmt w:val="decimal"/>
+      <w:lvlText w:val="%4."/>
+      <w:lvlJc w:val="left"/>
+      <w:pPr>
+        <w:ind w:left="2880" w:hanging="360"/>
+      </w:pPr>
+    </w:lvl>
+    <w:lvl w:ilvl="4" w:tplc="0C0A0019" w:tentative="1">
+      <w:start w:val="1"/>
+      <w:numFmt w:val="lowerLetter"/>
+      <w:lvlText w:val="%5."/>
+      <w:lvlJc w:val="left"/>
+      <w:pPr>
+        <w:ind w:left="3600" w:hanging="360"/>
+      </w:pPr>
+    </w:lvl>
+    <w:lvl w:ilvl="5" w:tplc="0C0A001B" w:tentative="1">
+      <w:start w:val="1"/>
+      <w:numFmt w:val="lowerRoman"/>
+      <w:lvlText w:val="%6."/>
+      <w:lvlJc w:val="right"/>
+      <w:pPr>
+        <w:ind w:left="4320" w:hanging="180"/>
+      </w:pPr>
+    </w:lvl>
+    <w:lvl w:ilvl="6" w:tplc="0C0A000F" w:tentative="1">
+      <w:start w:val="1"/>
+      <w:numFmt w:val="decimal"/>
+      <w:lvlText w:val="%7."/>
+      <w:lvlJc w:val="left"/>
+      <w:pPr>
+        <w:ind w:left="5040" w:hanging="360"/>
+      </w:pPr>
+    </w:lvl>
+    <w:lvl w:ilvl="7" w:tplc="0C0A0019" w:tentative="1">
+      <w:start w:val="1"/>
+      <w:numFmt w:val="lowerLetter"/>
+      <w:lvlText w:val="%8."/>
+      <w:lvlJc w:val="left"/>
+      <w:pPr>
+        <w:ind w:left="5760" w:hanging="360"/>
+      </w:pPr>
+    </w:lvl>
+    <w:lvl w:ilvl="8" w:tplc="0C0A001B" w:tentative="1">
+      <w:start w:val="1"/>
+      <w:numFmt w:val="lowerRoman"/>
+      <w:lvlText w:val="%9."/>
+      <w:lvlJc w:val="right"/>
+      <w:pPr>
+        <w:ind w:left="6480" w:hanging="180"/>
+      </w:pPr>
+    </w:lvl>
+  </w:abstractNum>
+  <w:abstractNum w:abstractNumId="3" w15:restartNumberingAfterBreak="0">
     <w:nsid w:val="1A5022DA"/>
     <w:multiLevelType w:val="hybridMultilevel"/>
     <w:tmpl w:val="8EE67CDC"/>
@@ -2854,7 +4374,7 @@
       </w:rPr>
     </w:lvl>
   </w:abstractNum>
-  <w:abstractNum w:abstractNumId="3" w15:restartNumberingAfterBreak="0">
+  <w:abstractNum w:abstractNumId="4" w15:restartNumberingAfterBreak="0">
     <w:nsid w:val="23ED68DE"/>
     <w:multiLevelType w:val="hybridMultilevel"/>
     <w:tmpl w:val="CA4445CC"/>
@@ -2940,7 +4460,7 @@
       </w:pPr>
     </w:lvl>
   </w:abstractNum>
-  <w:abstractNum w:abstractNumId="4" w15:restartNumberingAfterBreak="0">
+  <w:abstractNum w:abstractNumId="5" w15:restartNumberingAfterBreak="0">
     <w:nsid w:val="6CEA208C"/>
     <w:multiLevelType w:val="hybridMultilevel"/>
     <w:tmpl w:val="A87E6CF2"/>
@@ -3053,7 +4573,7 @@
       </w:rPr>
     </w:lvl>
   </w:abstractNum>
-  <w:abstractNum w:abstractNumId="5" w15:restartNumberingAfterBreak="0">
+  <w:abstractNum w:abstractNumId="6" w15:restartNumberingAfterBreak="0">
     <w:nsid w:val="765436DB"/>
     <w:multiLevelType w:val="hybridMultilevel"/>
     <w:tmpl w:val="7D662822"/>
@@ -3143,19 +4663,22 @@
     <w:abstractNumId w:val="0"/>
   </w:num>
   <w:num w:numId="2" w16cid:durableId="404037043">
-    <w:abstractNumId w:val="2"/>
+    <w:abstractNumId w:val="3"/>
   </w:num>
   <w:num w:numId="3" w16cid:durableId="2005351497">
-    <w:abstractNumId w:val="5"/>
+    <w:abstractNumId w:val="6"/>
   </w:num>
   <w:num w:numId="4" w16cid:durableId="39524480">
-    <w:abstractNumId w:val="3"/>
+    <w:abstractNumId w:val="4"/>
   </w:num>
   <w:num w:numId="5" w16cid:durableId="1609390970">
     <w:abstractNumId w:val="1"/>
   </w:num>
   <w:num w:numId="6" w16cid:durableId="2022006279">
-    <w:abstractNumId w:val="4"/>
+    <w:abstractNumId w:val="5"/>
+  </w:num>
+  <w:num w:numId="7" w16cid:durableId="1973441311">
+    <w:abstractNumId w:val="2"/>
   </w:num>
 </w:numbering>
 </file>

--- a/DIARIOS/Sesión 12 de marzo.docx
+++ b/DIARIOS/Sesión 12 de marzo.docx
@@ -76,19 +76,11 @@
         </w:rPr>
         <w:t xml:space="preserve">Parte 1. </w:t>
       </w:r>
-      <w:proofErr w:type="spellStart"/>
       <w:r>
         <w:rPr>
           <w:u w:val="single"/>
         </w:rPr>
-        <w:t>Review</w:t>
-      </w:r>
-      <w:proofErr w:type="spellEnd"/>
-      <w:r>
-        <w:rPr>
-          <w:u w:val="single"/>
-        </w:rPr>
-        <w:t xml:space="preserve"> de trabajo previo</w:t>
+        <w:t>Review de trabajo previo</w:t>
       </w:r>
       <w:r>
         <w:rPr>
@@ -607,41 +599,13 @@
         <w:rPr>
           <w:rFonts w:eastAsiaTheme="minorEastAsia"/>
         </w:rPr>
-        <w:t>Relativo a la rutina Runge-</w:t>
-      </w:r>
-      <w:proofErr w:type="spellStart"/>
-      <w:r>
-        <w:rPr>
-          <w:rFonts w:eastAsiaTheme="minorEastAsia"/>
-        </w:rPr>
-        <w:t>Kutta</w:t>
-      </w:r>
-      <w:proofErr w:type="spellEnd"/>
-      <w:r>
-        <w:rPr>
-          <w:rFonts w:eastAsiaTheme="minorEastAsia"/>
-        </w:rPr>
-        <w:t xml:space="preserve">, resuelve el oscilador armónico con un código “excesivamente óptimo”, que ha confeccionado con ayuda de IA. </w:t>
-      </w:r>
-      <w:r>
-        <w:rPr>
-          <w:rFonts w:eastAsiaTheme="minorEastAsia"/>
-        </w:rPr>
-        <w:t xml:space="preserve">Acordamos </w:t>
-      </w:r>
-      <w:proofErr w:type="spellStart"/>
-      <w:r>
-        <w:rPr>
-          <w:rFonts w:eastAsiaTheme="minorEastAsia"/>
-        </w:rPr>
-        <w:t>re-escribir</w:t>
-      </w:r>
-      <w:proofErr w:type="spellEnd"/>
-      <w:r>
-        <w:rPr>
-          <w:rFonts w:eastAsiaTheme="minorEastAsia"/>
-        </w:rPr>
-        <w:t xml:space="preserve"> de forma legible y manipulable por él, aunque afirma entender el procedimiento. </w:t>
+        <w:t xml:space="preserve">Relativo a la rutina Runge-Kutta, resuelve el oscilador armónico con un código “excesivamente óptimo”, que ha confeccionado con ayuda de IA. </w:t>
+      </w:r>
+      <w:r>
+        <w:rPr>
+          <w:rFonts w:eastAsiaTheme="minorEastAsia"/>
+        </w:rPr>
+        <w:t xml:space="preserve">Acordamos re-escribir de forma legible y manipulable por él, aunque afirma entender el procedimiento. </w:t>
       </w:r>
     </w:p>
     <w:p>
@@ -679,40 +643,18 @@
       <w:r>
         <w:t xml:space="preserve">resuelve el oscilador armónico y devuelve un </w:t>
       </w:r>
-      <w:proofErr w:type="spellStart"/>
-      <w:proofErr w:type="gramStart"/>
       <w:r>
         <w:rPr>
           <w:rFonts w:ascii="Consolas" w:hAnsi="Consolas"/>
         </w:rPr>
-        <w:t>np.array</w:t>
-      </w:r>
-      <w:proofErr w:type="spellEnd"/>
-      <w:proofErr w:type="gramEnd"/>
-      <w:r>
-        <w:rPr>
-          <w:rFonts w:ascii="Consolas" w:hAnsi="Consolas"/>
-        </w:rPr>
-        <w:t xml:space="preserve"> </w:t>
+        <w:t xml:space="preserve">np.array </w:t>
       </w:r>
       <m:oMath>
         <m:r>
           <w:rPr>
             <w:rFonts w:ascii="Cambria Math" w:hAnsi="Cambria Math"/>
           </w:rPr>
-          <m:t>2</m:t>
-        </m:r>
-        <m:r>
-          <w:rPr>
-            <w:rFonts w:ascii="Cambria Math" w:hAnsi="Cambria Math"/>
-          </w:rPr>
-          <m:t>×</m:t>
-        </m:r>
-        <m:r>
-          <w:rPr>
-            <w:rFonts w:ascii="Cambria Math" w:hAnsi="Cambria Math"/>
-          </w:rPr>
-          <m:t>n</m:t>
+          <m:t>2×n</m:t>
         </m:r>
       </m:oMath>
       <w:r>
@@ -950,16 +892,7 @@
                     <w:rPr>
                       <w:rFonts w:ascii="Cambria Math" w:hAnsi="Cambria Math"/>
                     </w:rPr>
-                    <m:t xml:space="preserve"> </m:t>
-                  </m:r>
-                  <m:r>
-                    <m:rPr>
-                      <m:sty m:val="p"/>
-                    </m:rPr>
-                    <w:rPr>
-                      <w:rFonts w:ascii="Cambria Math" w:hAnsi="Cambria Math"/>
-                    </w:rPr>
-                    <m:t>x</m:t>
+                    <m:t xml:space="preserve"> x</m:t>
                   </m:r>
                   <m:sSup>
                     <m:sSupPr>
@@ -1112,15 +1045,7 @@
       </w:pPr>
       <w:r>
         <w:tab/>
-        <w:t xml:space="preserve">Un </w:t>
-      </w:r>
-      <w:proofErr w:type="spellStart"/>
-      <w:r>
-        <w:t>plot</w:t>
-      </w:r>
-      <w:proofErr w:type="spellEnd"/>
-      <w:r>
-        <w:t xml:space="preserve"> de E(h) vs h debe mostrar </w:t>
+        <w:t xml:space="preserve">Un plot de E(h) vs h debe mostrar </w:t>
       </w:r>
       <m:oMath>
         <m:func>
@@ -1207,21 +1132,7 @@
         <w:rPr>
           <w:rFonts w:eastAsiaTheme="minorEastAsia"/>
         </w:rPr>
-        <w:t xml:space="preserve"> Dicho </w:t>
-      </w:r>
-      <w:proofErr w:type="spellStart"/>
-      <w:r>
-        <w:rPr>
-          <w:rFonts w:eastAsiaTheme="minorEastAsia"/>
-        </w:rPr>
-        <w:t>plot</w:t>
-      </w:r>
-      <w:proofErr w:type="spellEnd"/>
-      <w:r>
-        <w:rPr>
-          <w:rFonts w:eastAsiaTheme="minorEastAsia"/>
-        </w:rPr>
-        <w:t xml:space="preserve"> además ofrece un criterio para discutir qué valor de h tomar: Aquél que de un error inferior a X %. </w:t>
+        <w:t xml:space="preserve"> Dicho plot además ofrece un criterio para discutir qué valor de h tomar: Aquél que de un error inferior a X %. </w:t>
       </w:r>
     </w:p>
     <w:p>
@@ -1400,13 +1311,7 @@
             <w:rPr>
               <w:rFonts w:ascii="Cambria Math" w:hAnsi="Cambria Math"/>
             </w:rPr>
-            <m:t>=</m:t>
-          </m:r>
-          <m:r>
-            <w:rPr>
-              <w:rFonts w:ascii="Cambria Math" w:hAnsi="Cambria Math"/>
-            </w:rPr>
-            <m:t>F</m:t>
+            <m:t>=F</m:t>
           </m:r>
           <m:d>
             <m:dPr>
@@ -1555,87 +1460,48 @@
         <w:jc w:val="both"/>
         <w:rPr>
           <w:rFonts w:ascii="Consolas" w:eastAsiaTheme="minorEastAsia" w:hAnsi="Consolas"/>
-        </w:rPr>
-      </w:pPr>
-      <w:proofErr w:type="spellStart"/>
+          <w:lang w:val="en-GB"/>
+        </w:rPr>
+      </w:pPr>
       <w:r>
         <w:rPr>
           <w:rFonts w:ascii="Consolas" w:eastAsiaTheme="minorEastAsia" w:hAnsi="Consolas"/>
-        </w:rPr>
-        <w:t>def</w:t>
-      </w:r>
-      <w:proofErr w:type="spellEnd"/>
+          <w:lang w:val="en-GB"/>
+        </w:rPr>
+        <w:t>def solve_hills(</w:t>
+      </w:r>
       <w:r>
         <w:rPr>
           <w:rFonts w:ascii="Consolas" w:eastAsiaTheme="minorEastAsia" w:hAnsi="Consolas"/>
-        </w:rPr>
-        <w:t xml:space="preserve"> </w:t>
-      </w:r>
-      <w:proofErr w:type="spellStart"/>
+          <w:lang w:val="en-GB"/>
+        </w:rPr>
+        <w:t>y</w:t>
+      </w:r>
       <w:r>
         <w:rPr>
           <w:rFonts w:ascii="Consolas" w:eastAsiaTheme="minorEastAsia" w:hAnsi="Consolas"/>
-        </w:rPr>
-        <w:t>solve_</w:t>
-      </w:r>
-      <w:proofErr w:type="gramStart"/>
+          <w:lang w:val="en-GB"/>
+        </w:rPr>
+        <w:t xml:space="preserve">0, k_vector, </w:t>
+      </w:r>
       <w:r>
         <w:rPr>
           <w:rFonts w:ascii="Consolas" w:eastAsiaTheme="minorEastAsia" w:hAnsi="Consolas"/>
-        </w:rPr>
-        <w:t>hills</w:t>
-      </w:r>
-      <w:proofErr w:type="spellEnd"/>
+          <w:lang w:val="en-GB"/>
+        </w:rPr>
+        <w:t>d</w:t>
+      </w:r>
       <w:r>
         <w:rPr>
           <w:rFonts w:ascii="Consolas" w:eastAsiaTheme="minorEastAsia" w:hAnsi="Consolas"/>
-        </w:rPr>
-        <w:t>(</w:t>
-      </w:r>
-      <w:proofErr w:type="gramEnd"/>
+          <w:lang w:val="en-GB"/>
+        </w:rPr>
+        <w:t>s</w:t>
+      </w:r>
       <w:r>
         <w:rPr>
           <w:rFonts w:ascii="Consolas" w:eastAsiaTheme="minorEastAsia" w:hAnsi="Consolas"/>
-        </w:rPr>
-        <w:t>y</w:t>
-      </w:r>
-      <w:r>
-        <w:rPr>
-          <w:rFonts w:ascii="Consolas" w:eastAsiaTheme="minorEastAsia" w:hAnsi="Consolas"/>
-        </w:rPr>
-        <w:t xml:space="preserve">0, </w:t>
-      </w:r>
-      <w:proofErr w:type="spellStart"/>
-      <w:r>
-        <w:rPr>
-          <w:rFonts w:ascii="Consolas" w:eastAsiaTheme="minorEastAsia" w:hAnsi="Consolas"/>
-        </w:rPr>
-        <w:t>k_vector</w:t>
-      </w:r>
-      <w:proofErr w:type="spellEnd"/>
-      <w:r>
-        <w:rPr>
-          <w:rFonts w:ascii="Consolas" w:eastAsiaTheme="minorEastAsia" w:hAnsi="Consolas"/>
-        </w:rPr>
-        <w:t xml:space="preserve">, </w:t>
-      </w:r>
-      <w:proofErr w:type="spellStart"/>
-      <w:r>
-        <w:rPr>
-          <w:rFonts w:ascii="Consolas" w:eastAsiaTheme="minorEastAsia" w:hAnsi="Consolas"/>
-        </w:rPr>
-        <w:t>d</w:t>
-      </w:r>
-      <w:r>
-        <w:rPr>
-          <w:rFonts w:ascii="Consolas" w:eastAsiaTheme="minorEastAsia" w:hAnsi="Consolas"/>
-        </w:rPr>
-        <w:t>s</w:t>
-      </w:r>
-      <w:proofErr w:type="spellEnd"/>
-      <w:r>
-        <w:rPr>
-          <w:rFonts w:ascii="Consolas" w:eastAsiaTheme="minorEastAsia" w:hAnsi="Consolas"/>
+          <w:lang w:val="en-GB"/>
         </w:rPr>
         <w:t>, Send):</w:t>
       </w:r>
@@ -1651,8 +1517,14 @@
       <w:r>
         <w:rPr>
           <w:rFonts w:ascii="Consolas" w:eastAsiaTheme="minorEastAsia" w:hAnsi="Consolas"/>
+          <w:lang w:val="en-GB"/>
         </w:rPr>
         <w:tab/>
+      </w:r>
+      <w:r>
+        <w:rPr>
+          <w:rFonts w:ascii="Consolas" w:eastAsiaTheme="minorEastAsia" w:hAnsi="Consolas"/>
+        </w:rPr>
         <w:t>...</w:t>
       </w:r>
     </w:p>
@@ -1664,19 +1536,11 @@
           <w:rFonts w:ascii="Consolas" w:eastAsiaTheme="minorEastAsia" w:hAnsi="Consolas"/>
         </w:rPr>
       </w:pPr>
-      <w:proofErr w:type="spellStart"/>
       <w:r>
         <w:rPr>
           <w:rFonts w:ascii="Consolas" w:eastAsiaTheme="minorEastAsia" w:hAnsi="Consolas"/>
         </w:rPr>
-        <w:t>return</w:t>
-      </w:r>
-      <w:proofErr w:type="spellEnd"/>
-      <w:r>
-        <w:rPr>
-          <w:rFonts w:ascii="Consolas" w:eastAsiaTheme="minorEastAsia" w:hAnsi="Consolas"/>
-        </w:rPr>
-        <w:t xml:space="preserve"> </w:t>
+        <w:t xml:space="preserve">return </w:t>
       </w:r>
       <w:r>
         <w:rPr>
@@ -1758,19 +1622,11 @@
           <w:rFonts w:asciiTheme="majorHAnsi" w:eastAsiaTheme="minorEastAsia" w:hAnsiTheme="majorHAnsi"/>
         </w:rPr>
       </w:pPr>
-      <w:proofErr w:type="spellStart"/>
       <w:r>
         <w:rPr>
           <w:rFonts w:ascii="Consolas" w:eastAsiaTheme="minorEastAsia" w:hAnsi="Consolas"/>
         </w:rPr>
-        <w:t>ds</w:t>
-      </w:r>
-      <w:proofErr w:type="spellEnd"/>
-      <w:r>
-        <w:rPr>
-          <w:rFonts w:ascii="Consolas" w:eastAsiaTheme="minorEastAsia" w:hAnsi="Consolas"/>
-        </w:rPr>
-        <w:t xml:space="preserve"> </w:t>
+        <w:t xml:space="preserve">ds </w:t>
       </w:r>
       <w:r>
         <w:rPr>
@@ -1834,33 +1690,11 @@
         </w:rPr>
         <w:t xml:space="preserve"> con x(t) y </w:t>
       </w:r>
-      <w:proofErr w:type="spellStart"/>
-      <w:r>
-        <w:rPr>
-          <w:rFonts w:eastAsiaTheme="minorEastAsia"/>
-        </w:rPr>
-        <w:t>dx</w:t>
-      </w:r>
-      <w:proofErr w:type="spellEnd"/>
-      <w:r>
-        <w:rPr>
-          <w:rFonts w:eastAsiaTheme="minorEastAsia"/>
-        </w:rPr>
-        <w:t>/</w:t>
-      </w:r>
-      <w:proofErr w:type="spellStart"/>
-      <w:r>
-        <w:rPr>
-          <w:rFonts w:eastAsiaTheme="minorEastAsia"/>
-        </w:rPr>
-        <w:t>ds</w:t>
-      </w:r>
-      <w:proofErr w:type="spellEnd"/>
-      <w:r>
-        <w:rPr>
-          <w:rFonts w:eastAsiaTheme="minorEastAsia"/>
-        </w:rPr>
-        <w:t>(t) (La solución a la ecuación de Hills)</w:t>
+      <w:r>
+        <w:rPr>
+          <w:rFonts w:eastAsiaTheme="minorEastAsia"/>
+        </w:rPr>
+        <w:t>dx/ds(t) (La solución a la ecuación de Hills)</w:t>
       </w:r>
     </w:p>
     <w:p>
@@ -1955,63 +1789,7 @@
                               <w:rPr>
                                 <w:rFonts w:eastAsiaTheme="minorEastAsia"/>
                               </w:rPr>
-                              <w:t xml:space="preserve">Efectivamente, el pseudocódigo que has diseñado en 1 es más genérico de lo que aquí se pide en esta función. Sin embargo, luego haremos más funciones </w:t>
-                            </w:r>
-                            <w:proofErr w:type="spellStart"/>
-                            <w:r>
-                              <w:rPr>
-                                <w:rFonts w:eastAsiaTheme="minorEastAsia"/>
-                              </w:rPr>
-                              <w:t>solve_hills_</w:t>
-                            </w:r>
-                            <w:proofErr w:type="gramStart"/>
-                            <w:r>
-                              <w:rPr>
-                                <w:rFonts w:eastAsiaTheme="minorEastAsia"/>
-                              </w:rPr>
-                              <w:t>nonlineal</w:t>
-                            </w:r>
-                            <w:proofErr w:type="spellEnd"/>
-                            <w:r>
-                              <w:rPr>
-                                <w:rFonts w:eastAsiaTheme="minorEastAsia"/>
-                              </w:rPr>
-                              <w:t>(</w:t>
-                            </w:r>
-                            <w:proofErr w:type="gramEnd"/>
-                            <w:r>
-                              <w:rPr>
-                                <w:rFonts w:eastAsiaTheme="minorEastAsia"/>
-                              </w:rPr>
-                              <w:t xml:space="preserve">), </w:t>
-                            </w:r>
-                            <w:proofErr w:type="spellStart"/>
-                            <w:r>
-                              <w:rPr>
-                                <w:rFonts w:eastAsiaTheme="minorEastAsia"/>
-                              </w:rPr>
-                              <w:t>solve_hills_</w:t>
-                            </w:r>
-                            <w:proofErr w:type="gramStart"/>
-                            <w:r>
-                              <w:rPr>
-                                <w:rFonts w:eastAsiaTheme="minorEastAsia"/>
-                              </w:rPr>
-                              <w:t>nonhomogeneous</w:t>
-                            </w:r>
-                            <w:proofErr w:type="spellEnd"/>
-                            <w:r>
-                              <w:rPr>
-                                <w:rFonts w:eastAsiaTheme="minorEastAsia"/>
-                              </w:rPr>
-                              <w:t>(</w:t>
-                            </w:r>
-                            <w:proofErr w:type="gramEnd"/>
-                            <w:r>
-                              <w:rPr>
-                                <w:rFonts w:eastAsiaTheme="minorEastAsia"/>
-                              </w:rPr>
-                              <w:t>), que seguirán la lógica de 1, así que no desesperes…</w:t>
+                              <w:t>Efectivamente, el pseudocódigo que has diseñado en 1 es más genérico de lo que aquí se pide en esta función. Sin embargo, luego haremos más funciones solve_hills_nonlineal(), solve_hills_nonhomogeneous(), que seguirán la lógica de 1, así que no desesperes…</w:t>
                             </w:r>
                           </w:p>
                           <w:p>
@@ -2034,63 +1812,7 @@
                               <w:rPr>
                                 <w:rFonts w:eastAsiaTheme="minorEastAsia"/>
                               </w:rPr>
-                              <w:t xml:space="preserve">: No olvides (1) </w:t>
-                            </w:r>
-                            <w:proofErr w:type="gramStart"/>
-                            <w:r>
-                              <w:rPr>
-                                <w:rFonts w:eastAsiaTheme="minorEastAsia"/>
-                              </w:rPr>
-                              <w:t>La modularidad</w:t>
-                            </w:r>
-                            <w:proofErr w:type="gramEnd"/>
-                            <w:r>
-                              <w:rPr>
-                                <w:rFonts w:eastAsiaTheme="minorEastAsia"/>
-                              </w:rPr>
-                              <w:t xml:space="preserve"> del código (</w:t>
-                            </w:r>
-                            <w:proofErr w:type="spellStart"/>
-                            <w:r>
-                              <w:rPr>
-                                <w:rFonts w:eastAsiaTheme="minorEastAsia"/>
-                              </w:rPr>
-                              <w:t>i.e</w:t>
-                            </w:r>
-                            <w:proofErr w:type="spellEnd"/>
-                            <w:r>
-                              <w:rPr>
-                                <w:rFonts w:eastAsiaTheme="minorEastAsia"/>
-                              </w:rPr>
-                              <w:t xml:space="preserve"> si hay algo que se repite 4 veces, definir como función y que sólo dependa de una línea de código). (2) El carácter matricial/vectorial, para resolver al mismo tiempo x(s) y </w:t>
-                            </w:r>
-                            <w:proofErr w:type="spellStart"/>
-                            <w:r>
-                              <w:rPr>
-                                <w:rFonts w:eastAsiaTheme="minorEastAsia"/>
-                              </w:rPr>
-                              <w:t>dx</w:t>
-                            </w:r>
-                            <w:proofErr w:type="spellEnd"/>
-                            <w:r>
-                              <w:rPr>
-                                <w:rFonts w:eastAsiaTheme="minorEastAsia"/>
-                              </w:rPr>
-                              <w:t>/</w:t>
-                            </w:r>
-                            <w:proofErr w:type="spellStart"/>
-                            <w:r>
-                              <w:rPr>
-                                <w:rFonts w:eastAsiaTheme="minorEastAsia"/>
-                              </w:rPr>
-                              <w:t>ds</w:t>
-                            </w:r>
-                            <w:proofErr w:type="spellEnd"/>
-                            <w:r>
-                              <w:rPr>
-                                <w:rFonts w:eastAsiaTheme="minorEastAsia"/>
-                              </w:rPr>
-                              <w:t xml:space="preserve">(s) - Esto ya lo hacías en el oscilador :-) </w:t>
+                              <w:t xml:space="preserve">: No olvides (1) La modularidad del código (i.e si hay algo que se repite 4 veces, definir como función y que sólo dependa de una línea de código). (2) El carácter matricial/vectorial, para resolver al mismo tiempo x(s) y dx/ds(s) - Esto ya lo hacías en el oscilador :-) </w:t>
                             </w:r>
                           </w:p>
                         </w:txbxContent>
@@ -2145,63 +1867,7 @@
                         <w:rPr>
                           <w:rFonts w:eastAsiaTheme="minorEastAsia"/>
                         </w:rPr>
-                        <w:t xml:space="preserve">Efectivamente, el pseudocódigo que has diseñado en 1 es más genérico de lo que aquí se pide en esta función. Sin embargo, luego haremos más funciones </w:t>
-                      </w:r>
-                      <w:proofErr w:type="spellStart"/>
-                      <w:r>
-                        <w:rPr>
-                          <w:rFonts w:eastAsiaTheme="minorEastAsia"/>
-                        </w:rPr>
-                        <w:t>solve_hills_</w:t>
-                      </w:r>
-                      <w:proofErr w:type="gramStart"/>
-                      <w:r>
-                        <w:rPr>
-                          <w:rFonts w:eastAsiaTheme="minorEastAsia"/>
-                        </w:rPr>
-                        <w:t>nonlineal</w:t>
-                      </w:r>
-                      <w:proofErr w:type="spellEnd"/>
-                      <w:r>
-                        <w:rPr>
-                          <w:rFonts w:eastAsiaTheme="minorEastAsia"/>
-                        </w:rPr>
-                        <w:t>(</w:t>
-                      </w:r>
-                      <w:proofErr w:type="gramEnd"/>
-                      <w:r>
-                        <w:rPr>
-                          <w:rFonts w:eastAsiaTheme="minorEastAsia"/>
-                        </w:rPr>
-                        <w:t xml:space="preserve">), </w:t>
-                      </w:r>
-                      <w:proofErr w:type="spellStart"/>
-                      <w:r>
-                        <w:rPr>
-                          <w:rFonts w:eastAsiaTheme="minorEastAsia"/>
-                        </w:rPr>
-                        <w:t>solve_hills_</w:t>
-                      </w:r>
-                      <w:proofErr w:type="gramStart"/>
-                      <w:r>
-                        <w:rPr>
-                          <w:rFonts w:eastAsiaTheme="minorEastAsia"/>
-                        </w:rPr>
-                        <w:t>nonhomogeneous</w:t>
-                      </w:r>
-                      <w:proofErr w:type="spellEnd"/>
-                      <w:r>
-                        <w:rPr>
-                          <w:rFonts w:eastAsiaTheme="minorEastAsia"/>
-                        </w:rPr>
-                        <w:t>(</w:t>
-                      </w:r>
-                      <w:proofErr w:type="gramEnd"/>
-                      <w:r>
-                        <w:rPr>
-                          <w:rFonts w:eastAsiaTheme="minorEastAsia"/>
-                        </w:rPr>
-                        <w:t>), que seguirán la lógica de 1, así que no desesperes…</w:t>
+                        <w:t>Efectivamente, el pseudocódigo que has diseñado en 1 es más genérico de lo que aquí se pide en esta función. Sin embargo, luego haremos más funciones solve_hills_nonlineal(), solve_hills_nonhomogeneous(), que seguirán la lógica de 1, así que no desesperes…</w:t>
                       </w:r>
                     </w:p>
                     <w:p>
@@ -2224,63 +1890,7 @@
                         <w:rPr>
                           <w:rFonts w:eastAsiaTheme="minorEastAsia"/>
                         </w:rPr>
-                        <w:t xml:space="preserve">: No olvides (1) </w:t>
-                      </w:r>
-                      <w:proofErr w:type="gramStart"/>
-                      <w:r>
-                        <w:rPr>
-                          <w:rFonts w:eastAsiaTheme="minorEastAsia"/>
-                        </w:rPr>
-                        <w:t>La modularidad</w:t>
-                      </w:r>
-                      <w:proofErr w:type="gramEnd"/>
-                      <w:r>
-                        <w:rPr>
-                          <w:rFonts w:eastAsiaTheme="minorEastAsia"/>
-                        </w:rPr>
-                        <w:t xml:space="preserve"> del código (</w:t>
-                      </w:r>
-                      <w:proofErr w:type="spellStart"/>
-                      <w:r>
-                        <w:rPr>
-                          <w:rFonts w:eastAsiaTheme="minorEastAsia"/>
-                        </w:rPr>
-                        <w:t>i.e</w:t>
-                      </w:r>
-                      <w:proofErr w:type="spellEnd"/>
-                      <w:r>
-                        <w:rPr>
-                          <w:rFonts w:eastAsiaTheme="minorEastAsia"/>
-                        </w:rPr>
-                        <w:t xml:space="preserve"> si hay algo que se repite 4 veces, definir como función y que sólo dependa de una línea de código). (2) El carácter matricial/vectorial, para resolver al mismo tiempo x(s) y </w:t>
-                      </w:r>
-                      <w:proofErr w:type="spellStart"/>
-                      <w:r>
-                        <w:rPr>
-                          <w:rFonts w:eastAsiaTheme="minorEastAsia"/>
-                        </w:rPr>
-                        <w:t>dx</w:t>
-                      </w:r>
-                      <w:proofErr w:type="spellEnd"/>
-                      <w:r>
-                        <w:rPr>
-                          <w:rFonts w:eastAsiaTheme="minorEastAsia"/>
-                        </w:rPr>
-                        <w:t>/</w:t>
-                      </w:r>
-                      <w:proofErr w:type="spellStart"/>
-                      <w:r>
-                        <w:rPr>
-                          <w:rFonts w:eastAsiaTheme="minorEastAsia"/>
-                        </w:rPr>
-                        <w:t>ds</w:t>
-                      </w:r>
-                      <w:proofErr w:type="spellEnd"/>
-                      <w:r>
-                        <w:rPr>
-                          <w:rFonts w:eastAsiaTheme="minorEastAsia"/>
-                        </w:rPr>
-                        <w:t xml:space="preserve">(s) - Esto ya lo hacías en el oscilador :-) </w:t>
+                        <w:t xml:space="preserve">: No olvides (1) La modularidad del código (i.e si hay algo que se repite 4 veces, definir como función y que sólo dependa de una línea de código). (2) El carácter matricial/vectorial, para resolver al mismo tiempo x(s) y dx/ds(s) - Esto ya lo hacías en el oscilador :-) </w:t>
                       </w:r>
                     </w:p>
                   </w:txbxContent>
@@ -2291,14 +1901,12 @@
           </mc:Fallback>
         </mc:AlternateContent>
       </w:r>
-      <w:proofErr w:type="spellStart"/>
       <w:r>
         <w:rPr>
           <w:rFonts w:ascii="Consolas" w:eastAsiaTheme="minorEastAsia" w:hAnsi="Consolas"/>
         </w:rPr>
         <w:t>k_vector</w:t>
       </w:r>
-      <w:proofErr w:type="spellEnd"/>
       <w:r>
         <w:rPr>
           <w:rFonts w:eastAsiaTheme="minorEastAsia"/>
@@ -2510,21 +2118,7 @@
         <w:rPr>
           <w:rFonts w:eastAsiaTheme="minorEastAsia"/>
         </w:rPr>
-        <w:t xml:space="preserve">Si tiempo extra, se puede escribir en </w:t>
-      </w:r>
-      <w:proofErr w:type="spellStart"/>
-      <w:r>
-        <w:rPr>
-          <w:rFonts w:eastAsiaTheme="minorEastAsia"/>
-        </w:rPr>
-        <w:t>latex</w:t>
-      </w:r>
-      <w:proofErr w:type="spellEnd"/>
-      <w:r>
-        <w:rPr>
-          <w:rFonts w:eastAsiaTheme="minorEastAsia"/>
-        </w:rPr>
-        <w:t xml:space="preserve"> el oscilador armónico.</w:t>
+        <w:t>Si tiempo extra, se puede escribir en latex el oscilador armónico.</w:t>
       </w:r>
     </w:p>
     <w:p>
